--- a/fuentes/CF1_41430001_AD.docx
+++ b/fuentes/CF1_41430001_AD.docx
@@ -1,6 +1,6 @@
 
 <file path=word/document.xml><?xml version="1.0" encoding="utf-8"?>
-<w:document xmlns:wpc="http://schemas.microsoft.com/office/word/2010/wordprocessingCanvas" xmlns:cx="http://schemas.microsoft.com/office/drawing/2014/chartex" xmlns:cx1="http://schemas.microsoft.com/office/drawing/2015/9/8/chartex" xmlns:cx2="http://schemas.microsoft.com/office/drawing/2015/10/21/chartex" xmlns:cx3="http://schemas.microsoft.com/office/drawing/2016/5/9/chartex" xmlns:cx4="http://schemas.microsoft.com/office/drawing/2016/5/10/chartex" xmlns:cx5="http://schemas.microsoft.com/office/drawing/2016/5/11/chartex" xmlns:cx6="http://schemas.microsoft.com/office/drawing/2016/5/12/chartex" xmlns:cx7="http://schemas.microsoft.com/office/drawing/2016/5/13/chartex" xmlns:cx8="http://schemas.microsoft.com/office/drawing/2016/5/14/chartex" xmlns:mc="http://schemas.openxmlformats.org/markup-compatibility/2006" xmlns:aink="http://schemas.microsoft.com/office/drawing/2016/ink" xmlns:am3d="http://schemas.microsoft.com/office/drawing/2017/model3d" xmlns:o="urn:schemas-microsoft-com:office:office" xmlns:oel="http://schemas.microsoft.com/office/2019/extlst" xmlns:r="http://schemas.openxmlformats.org/officeDocument/2006/relationships" xmlns:m="http://schemas.openxmlformats.org/officeDocument/2006/math" xmlns:v="urn:schemas-microsoft-com:vml" xmlns:wp14="http://schemas.microsoft.com/office/word/2010/wordprocessingDrawing" xmlns:wp="http://schemas.openxmlformats.org/drawingml/2006/wordprocessingDrawing" xmlns:w10="urn:schemas-microsoft-com:office:word" xmlns:w="http://schemas.openxmlformats.org/wordprocessingml/2006/main" xmlns:w14="http://schemas.microsoft.com/office/word/2010/wordml" xmlns:w15="http://schemas.microsoft.com/office/word/2012/wordml" xmlns:w16cex="http://schemas.microsoft.com/office/word/2018/wordml/cex" xmlns:w16cid="http://schemas.microsoft.com/office/word/2016/wordml/cid" xmlns:w16="http://schemas.microsoft.com/office/word/2018/wordml" xmlns:w16du="http://schemas.microsoft.com/office/word/2023/wordml/word16du" xmlns:w16sdtdh="http://schemas.microsoft.com/office/word/2020/wordml/sdtdatahash" xmlns:w16sdtfl="http://schemas.microsoft.com/office/word/2024/wordml/sdtformatlock" xmlns:w16se="http://schemas.microsoft.com/office/word/2015/wordml/symex" xmlns:wpg="http://schemas.microsoft.com/office/word/2010/wordprocessingGroup" xmlns:wpi="http://schemas.microsoft.com/office/word/2010/wordprocessingInk" xmlns:wne="http://schemas.microsoft.com/office/word/2006/wordml" xmlns:wps="http://schemas.microsoft.com/office/word/2010/wordprocessingShape" mc:Ignorable="w14 w15 w16se w16cid w16 w16cex w16sdtdh w16sdtfl w16du wp14">
+<w:document xmlns:wpc="http://schemas.microsoft.com/office/word/2010/wordprocessingCanvas" xmlns:cx="http://schemas.microsoft.com/office/drawing/2014/chartex" xmlns:cx1="http://schemas.microsoft.com/office/drawing/2015/9/8/chartex" xmlns:cx2="http://schemas.microsoft.com/office/drawing/2015/10/21/chartex" xmlns:cx3="http://schemas.microsoft.com/office/drawing/2016/5/9/chartex" xmlns:cx4="http://schemas.microsoft.com/office/drawing/2016/5/10/chartex" xmlns:cx5="http://schemas.microsoft.com/office/drawing/2016/5/11/chartex" xmlns:cx6="http://schemas.microsoft.com/office/drawing/2016/5/12/chartex" xmlns:cx7="http://schemas.microsoft.com/office/drawing/2016/5/13/chartex" xmlns:cx8="http://schemas.microsoft.com/office/drawing/2016/5/14/chartex" xmlns:mc="http://schemas.openxmlformats.org/markup-compatibility/2006" xmlns:aink="http://schemas.microsoft.com/office/drawing/2016/ink" xmlns:am3d="http://schemas.microsoft.com/office/drawing/2017/model3d" xmlns:o="urn:schemas-microsoft-com:office:office" xmlns:oel="http://schemas.microsoft.com/office/2019/extlst" xmlns:r="http://schemas.openxmlformats.org/officeDocument/2006/relationships" xmlns:m="http://schemas.openxmlformats.org/officeDocument/2006/math" xmlns:v="urn:schemas-microsoft-com:vml" xmlns:wp14="http://schemas.microsoft.com/office/word/2010/wordprocessingDrawing" xmlns:wp="http://schemas.openxmlformats.org/drawingml/2006/wordprocessingDrawing" xmlns:w10="urn:schemas-microsoft-com:office:word" xmlns:w="http://schemas.openxmlformats.org/wordprocessingml/2006/main" xmlns:w14="http://schemas.microsoft.com/office/word/2010/wordml" xmlns:w15="http://schemas.microsoft.com/office/word/2012/wordml" xmlns:w16cex="http://schemas.microsoft.com/office/word/2018/wordml/cex" xmlns:w16cid="http://schemas.microsoft.com/office/word/2016/wordml/cid" xmlns:w16="http://schemas.microsoft.com/office/word/2018/wordml" xmlns:w16du="http://schemas.microsoft.com/office/word/2023/wordml/word16du" xmlns:w16sdtdh="http://schemas.microsoft.com/office/word/2020/wordml/sdtdatahash" xmlns:w16sdtfl="http://schemas.microsoft.com/office/word/2024/wordml/sdtformatlock" xmlns:w16se="http://schemas.microsoft.com/office/word/2015/wordml/symex" xmlns:wpg="http://schemas.microsoft.com/office/word/2010/wordprocessingGroup" xmlns:wpi="http://schemas.microsoft.com/office/word/2010/wordprocessingInk" xmlns:wne="http://schemas.microsoft.com/office/word/2006/wordml" xmlns:wps="http://schemas.microsoft.com/office/word/2010/wordprocessingShape" xmlns:a="http://schemas.openxmlformats.org/drawingml/2006/main" xmlns:pic="http://schemas.openxmlformats.org/drawingml/2006/picture" mc:Ignorable="w14 w15 w16se w16cid w16 w16cex w16sdtdh w16sdtfl w16du wp14">
   <w:body>
     <w:p>
       <w:pPr>
@@ -18,12 +18,12 @@
         <w:tblW w:w="10154" w:type="dxa"/>
         <w:tblInd w:w="-680" w:type="dxa"/>
         <w:tblBorders>
-          <w:top w:val="single" w:sz="4" w:space="0" w:color="F4B083"/>
-          <w:left w:val="single" w:sz="4" w:space="0" w:color="F4B083"/>
-          <w:bottom w:val="single" w:sz="4" w:space="0" w:color="F4B083"/>
-          <w:right w:val="single" w:sz="4" w:space="0" w:color="F4B083"/>
-          <w:insideH w:val="single" w:sz="4" w:space="0" w:color="F4B083"/>
-          <w:insideV w:val="single" w:sz="4" w:space="0" w:color="F4B083"/>
+          <w:top w:val="single" w:color="F4B083" w:sz="4" w:space="0"/>
+          <w:left w:val="single" w:color="F4B083" w:sz="4" w:space="0"/>
+          <w:bottom w:val="single" w:color="F4B083" w:sz="4" w:space="0"/>
+          <w:right w:val="single" w:color="F4B083" w:sz="4" w:space="0"/>
+          <w:insideH w:val="single" w:color="F4B083" w:sz="4" w:space="0"/>
+          <w:insideV w:val="single" w:color="F4B083" w:sz="4" w:space="0"/>
         </w:tblBorders>
         <w:tblLayout w:type="fixed"/>
         <w:tblLook w:val="04A0" w:firstRow="1" w:lastRow="0" w:firstColumn="1" w:lastColumn="0" w:noHBand="0" w:noVBand="1"/>
@@ -40,9 +40,9 @@
         </w:trPr>
         <w:tc>
           <w:tcPr>
-            <w:cnfStyle w:val="001000000000" w:firstRow="0" w:lastRow="0" w:firstColumn="1" w:lastColumn="0" w:oddVBand="0" w:evenVBand="0" w:oddHBand="0" w:evenHBand="0" w:firstRowFirstColumn="0" w:firstRowLastColumn="0" w:lastRowFirstColumn="0" w:lastRowLastColumn="0"/>
             <w:tcW w:w="10154" w:type="dxa"/>
             <w:gridSpan w:val="4"/>
+            <w:tcMar/>
           </w:tcPr>
           <w:p>
             <w:pPr>
@@ -162,9 +162,9 @@
         </w:trPr>
         <w:tc>
           <w:tcPr>
-            <w:cnfStyle w:val="001000000000" w:firstRow="0" w:lastRow="0" w:firstColumn="1" w:lastColumn="0" w:oddVBand="0" w:evenVBand="0" w:oddHBand="0" w:evenHBand="0" w:firstRowFirstColumn="0" w:firstRowLastColumn="0" w:lastRowFirstColumn="0" w:lastRowLastColumn="0"/>
             <w:tcW w:w="10154" w:type="dxa"/>
             <w:gridSpan w:val="4"/>
+            <w:tcMar/>
           </w:tcPr>
           <w:p>
             <w:pPr>
@@ -448,9 +448,9 @@
       <w:tr>
         <w:tc>
           <w:tcPr>
-            <w:cnfStyle w:val="001000000000" w:firstRow="0" w:lastRow="0" w:firstColumn="1" w:lastColumn="0" w:oddVBand="0" w:evenVBand="0" w:oddHBand="0" w:evenHBand="0" w:firstRowFirstColumn="0" w:firstRowLastColumn="0" w:lastRowFirstColumn="0" w:lastRowLastColumn="0"/>
             <w:tcW w:w="2534" w:type="dxa"/>
             <w:gridSpan w:val="2"/>
+            <w:tcMar/>
           </w:tcPr>
           <w:p>
             <w:pPr>
@@ -499,6 +499,7 @@
           <w:tcPr>
             <w:tcW w:w="7620" w:type="dxa"/>
             <w:gridSpan w:val="2"/>
+            <w:tcMar/>
           </w:tcPr>
           <w:p>
             <w:pPr>
@@ -606,9 +607,9 @@
         </w:trPr>
         <w:tc>
           <w:tcPr>
-            <w:cnfStyle w:val="001000000000" w:firstRow="0" w:lastRow="0" w:firstColumn="1" w:lastColumn="0" w:oddVBand="0" w:evenVBand="0" w:oddHBand="0" w:evenHBand="0" w:firstRowFirstColumn="0" w:firstRowLastColumn="0" w:lastRowFirstColumn="0" w:lastRowLastColumn="0"/>
             <w:tcW w:w="2534" w:type="dxa"/>
             <w:gridSpan w:val="2"/>
+            <w:tcMar/>
           </w:tcPr>
           <w:p>
             <w:pPr>
@@ -635,6 +636,7 @@
           <w:tcPr>
             <w:tcW w:w="7620" w:type="dxa"/>
             <w:gridSpan w:val="2"/>
+            <w:tcMar/>
           </w:tcPr>
           <w:p>
             <w:pPr>
@@ -662,10 +664,10 @@
       <w:tr>
         <w:tc>
           <w:tcPr>
-            <w:cnfStyle w:val="001000000000" w:firstRow="0" w:lastRow="0" w:firstColumn="1" w:lastColumn="0" w:oddVBand="0" w:evenVBand="0" w:oddHBand="0" w:evenHBand="0" w:firstRowFirstColumn="0" w:firstRowLastColumn="0" w:lastRowFirstColumn="0" w:lastRowLastColumn="0"/>
             <w:tcW w:w="2534" w:type="dxa"/>
             <w:gridSpan w:val="2"/>
             <w:shd w:val="clear" w:color="auto" w:fill="FBE5D5"/>
+            <w:tcMar/>
           </w:tcPr>
           <w:p>
             <w:pPr>
@@ -692,6 +694,7 @@
           <w:tcPr>
             <w:tcW w:w="7620" w:type="dxa"/>
             <w:gridSpan w:val="2"/>
+            <w:tcMar/>
           </w:tcPr>
           <w:p>
             <w:pPr>
@@ -723,9 +726,9 @@
         </w:trPr>
         <w:tc>
           <w:tcPr>
-            <w:cnfStyle w:val="001000000000" w:firstRow="0" w:lastRow="0" w:firstColumn="1" w:lastColumn="0" w:oddVBand="0" w:evenVBand="0" w:oddHBand="0" w:evenHBand="0" w:firstRowFirstColumn="0" w:firstRowLastColumn="0" w:lastRowFirstColumn="0" w:lastRowLastColumn="0"/>
             <w:tcW w:w="2534" w:type="dxa"/>
             <w:gridSpan w:val="2"/>
+            <w:tcMar/>
           </w:tcPr>
           <w:p>
             <w:pPr>
@@ -752,6 +755,7 @@
           <w:tcPr>
             <w:tcW w:w="7620" w:type="dxa"/>
             <w:gridSpan w:val="2"/>
+            <w:tcMar/>
           </w:tcPr>
           <w:p>
             <w:pPr>
@@ -783,10 +787,10 @@
         </w:trPr>
         <w:tc>
           <w:tcPr>
-            <w:cnfStyle w:val="001000000000" w:firstRow="0" w:lastRow="0" w:firstColumn="1" w:lastColumn="0" w:oddVBand="0" w:evenVBand="0" w:oddHBand="0" w:evenHBand="0" w:firstRowFirstColumn="0" w:firstRowLastColumn="0" w:lastRowFirstColumn="0" w:lastRowLastColumn="0"/>
             <w:tcW w:w="10154" w:type="dxa"/>
             <w:gridSpan w:val="4"/>
             <w:shd w:val="clear" w:color="auto" w:fill="FFE599"/>
+            <w:tcMar/>
           </w:tcPr>
           <w:p>
             <w:pPr>
@@ -817,9 +821,9 @@
         </w:trPr>
         <w:tc>
           <w:tcPr>
-            <w:cnfStyle w:val="001000000000" w:firstRow="0" w:lastRow="0" w:firstColumn="1" w:lastColumn="0" w:oddVBand="0" w:evenVBand="0" w:oddHBand="0" w:evenHBand="0" w:firstRowFirstColumn="0" w:firstRowLastColumn="0" w:lastRowFirstColumn="0" w:lastRowLastColumn="0"/>
             <w:tcW w:w="2534" w:type="dxa"/>
             <w:gridSpan w:val="2"/>
+            <w:tcMar/>
           </w:tcPr>
           <w:p>
             <w:pPr>
@@ -846,6 +850,7 @@
           <w:tcPr>
             <w:tcW w:w="7620" w:type="dxa"/>
             <w:gridSpan w:val="2"/>
+            <w:tcMar/>
           </w:tcPr>
           <w:p>
             <w:pPr>
@@ -881,8 +886,8 @@
         </w:trPr>
         <w:tc>
           <w:tcPr>
-            <w:cnfStyle w:val="001000000000" w:firstRow="0" w:lastRow="0" w:firstColumn="1" w:lastColumn="0" w:oddVBand="0" w:evenVBand="0" w:oddHBand="0" w:evenHBand="0" w:firstRowFirstColumn="0" w:firstRowLastColumn="0" w:lastRowFirstColumn="0" w:lastRowLastColumn="0"/>
             <w:tcW w:w="1267" w:type="dxa"/>
+            <w:tcMar/>
           </w:tcPr>
           <w:p>
             <w:pPr>
@@ -909,7 +914,8 @@
           <w:tcPr>
             <w:tcW w:w="6727" w:type="dxa"/>
             <w:gridSpan w:val="2"/>
-            <w:shd w:val="clear" w:color="auto" w:fill="FFFFFF"/>
+            <w:shd w:val="clear" w:color="auto" w:fill="FFFFFF" w:themeFill="background1"/>
+            <w:tcMar/>
           </w:tcPr>
           <w:p>
             <w:pPr>
@@ -935,7 +941,8 @@
         <w:tc>
           <w:tcPr>
             <w:tcW w:w="2160" w:type="dxa"/>
-            <w:shd w:val="clear" w:color="auto" w:fill="FFFFFF"/>
+            <w:shd w:val="clear" w:color="auto" w:fill="FFFFFF" w:themeFill="background1"/>
+            <w:tcMar/>
           </w:tcPr>
           <w:p>
             <w:pPr>
@@ -959,8 +966,8 @@
         </w:trPr>
         <w:tc>
           <w:tcPr>
-            <w:cnfStyle w:val="001000000000" w:firstRow="0" w:lastRow="0" w:firstColumn="1" w:lastColumn="0" w:oddVBand="0" w:evenVBand="0" w:oddHBand="0" w:evenHBand="0" w:firstRowFirstColumn="0" w:firstRowLastColumn="0" w:lastRowFirstColumn="0" w:lastRowLastColumn="0"/>
             <w:tcW w:w="1267" w:type="dxa"/>
+            <w:tcMar/>
           </w:tcPr>
           <w:p>
             <w:pPr>
@@ -987,7 +994,8 @@
           <w:tcPr>
             <w:tcW w:w="6727" w:type="dxa"/>
             <w:gridSpan w:val="2"/>
-            <w:shd w:val="clear" w:color="auto" w:fill="FFFFFF"/>
+            <w:shd w:val="clear" w:color="auto" w:fill="FFFFFF" w:themeFill="background1"/>
+            <w:tcMar/>
           </w:tcPr>
           <w:p>
             <w:pPr>
@@ -1013,7 +1021,8 @@
         <w:tc>
           <w:tcPr>
             <w:tcW w:w="2160" w:type="dxa"/>
-            <w:shd w:val="clear" w:color="auto" w:fill="FFFFFF"/>
+            <w:shd w:val="clear" w:color="auto" w:fill="FFFFFF" w:themeFill="background1"/>
+            <w:tcMar/>
           </w:tcPr>
           <w:p>
             <w:pPr>
@@ -1045,8 +1054,8 @@
         </w:trPr>
         <w:tc>
           <w:tcPr>
-            <w:cnfStyle w:val="001000000000" w:firstRow="0" w:lastRow="0" w:firstColumn="1" w:lastColumn="0" w:oddVBand="0" w:evenVBand="0" w:oddHBand="0" w:evenHBand="0" w:firstRowFirstColumn="0" w:firstRowLastColumn="0" w:lastRowFirstColumn="0" w:lastRowLastColumn="0"/>
             <w:tcW w:w="1267" w:type="dxa"/>
+            <w:tcMar/>
           </w:tcPr>
           <w:p>
             <w:pPr>
@@ -1073,7 +1082,8 @@
           <w:tcPr>
             <w:tcW w:w="6727" w:type="dxa"/>
             <w:gridSpan w:val="2"/>
-            <w:shd w:val="clear" w:color="auto" w:fill="FFFFFF"/>
+            <w:shd w:val="clear" w:color="auto" w:fill="FFFFFF" w:themeFill="background1"/>
+            <w:tcMar/>
           </w:tcPr>
           <w:p>
             <w:pPr>
@@ -1099,7 +1109,8 @@
         <w:tc>
           <w:tcPr>
             <w:tcW w:w="2160" w:type="dxa"/>
-            <w:shd w:val="clear" w:color="auto" w:fill="FFFFFF"/>
+            <w:shd w:val="clear" w:color="auto" w:fill="FFFFFF" w:themeFill="background1"/>
+            <w:tcMar/>
           </w:tcPr>
           <w:p>
             <w:pPr>
@@ -1123,8 +1134,8 @@
         </w:trPr>
         <w:tc>
           <w:tcPr>
-            <w:cnfStyle w:val="001000000000" w:firstRow="0" w:lastRow="0" w:firstColumn="1" w:lastColumn="0" w:oddVBand="0" w:evenVBand="0" w:oddHBand="0" w:evenHBand="0" w:firstRowFirstColumn="0" w:firstRowLastColumn="0" w:lastRowFirstColumn="0" w:lastRowLastColumn="0"/>
             <w:tcW w:w="1267" w:type="dxa"/>
+            <w:tcMar/>
           </w:tcPr>
           <w:p>
             <w:pPr>
@@ -1151,7 +1162,8 @@
           <w:tcPr>
             <w:tcW w:w="6727" w:type="dxa"/>
             <w:gridSpan w:val="2"/>
-            <w:shd w:val="clear" w:color="auto" w:fill="FFFFFF"/>
+            <w:shd w:val="clear" w:color="auto" w:fill="FFFFFF" w:themeFill="background1"/>
+            <w:tcMar/>
           </w:tcPr>
           <w:p>
             <w:pPr>
@@ -1177,7 +1189,8 @@
         <w:tc>
           <w:tcPr>
             <w:tcW w:w="2160" w:type="dxa"/>
-            <w:shd w:val="clear" w:color="auto" w:fill="FFFFFF"/>
+            <w:shd w:val="clear" w:color="auto" w:fill="FFFFFF" w:themeFill="background1"/>
+            <w:tcMar/>
           </w:tcPr>
           <w:p>
             <w:pPr>
@@ -1200,10 +1213,10 @@
         </w:trPr>
         <w:tc>
           <w:tcPr>
-            <w:cnfStyle w:val="001000000000" w:firstRow="0" w:lastRow="0" w:firstColumn="1" w:lastColumn="0" w:oddVBand="0" w:evenVBand="0" w:oddHBand="0" w:evenHBand="0" w:firstRowFirstColumn="0" w:firstRowLastColumn="0" w:lastRowFirstColumn="0" w:lastRowLastColumn="0"/>
             <w:tcW w:w="2534" w:type="dxa"/>
             <w:gridSpan w:val="2"/>
             <w:shd w:val="clear" w:color="auto" w:fill="FBE5D5"/>
+            <w:tcMar/>
           </w:tcPr>
           <w:p>
             <w:pPr>
@@ -1230,7 +1243,8 @@
           <w:tcPr>
             <w:tcW w:w="7620" w:type="dxa"/>
             <w:gridSpan w:val="2"/>
-            <w:shd w:val="clear" w:color="auto" w:fill="FFFFFF"/>
+            <w:shd w:val="clear" w:color="auto" w:fill="FFFFFF" w:themeFill="background1"/>
+            <w:tcMar/>
           </w:tcPr>
           <w:p>
             <w:pPr>
@@ -1274,9 +1288,9 @@
         </w:trPr>
         <w:tc>
           <w:tcPr>
-            <w:cnfStyle w:val="001000000000" w:firstRow="0" w:lastRow="0" w:firstColumn="1" w:lastColumn="0" w:oddVBand="0" w:evenVBand="0" w:oddHBand="0" w:evenHBand="0" w:firstRowFirstColumn="0" w:firstRowLastColumn="0" w:lastRowFirstColumn="0" w:lastRowLastColumn="0"/>
             <w:tcW w:w="2534" w:type="dxa"/>
             <w:gridSpan w:val="2"/>
+            <w:tcMar/>
           </w:tcPr>
           <w:p>
             <w:pPr>
@@ -1303,7 +1317,8 @@
           <w:tcPr>
             <w:tcW w:w="7620" w:type="dxa"/>
             <w:gridSpan w:val="2"/>
-            <w:shd w:val="clear" w:color="auto" w:fill="FFFFFF"/>
+            <w:shd w:val="clear" w:color="auto" w:fill="FFFFFF" w:themeFill="background1"/>
+            <w:tcMar/>
           </w:tcPr>
           <w:p>
             <w:pPr>
@@ -1353,10 +1368,10 @@
         </w:trPr>
         <w:tc>
           <w:tcPr>
-            <w:cnfStyle w:val="001000000000" w:firstRow="0" w:lastRow="0" w:firstColumn="1" w:lastColumn="0" w:oddVBand="0" w:evenVBand="0" w:oddHBand="0" w:evenHBand="0" w:firstRowFirstColumn="0" w:firstRowLastColumn="0" w:lastRowFirstColumn="0" w:lastRowLastColumn="0"/>
             <w:tcW w:w="2534" w:type="dxa"/>
             <w:gridSpan w:val="2"/>
             <w:shd w:val="clear" w:color="auto" w:fill="FBE5D5"/>
+            <w:tcMar/>
           </w:tcPr>
           <w:p>
             <w:pPr>
@@ -1384,6 +1399,7 @@
             <w:tcW w:w="7620" w:type="dxa"/>
             <w:gridSpan w:val="2"/>
             <w:shd w:val="clear" w:color="auto" w:fill="FBE5D5"/>
+            <w:tcMar/>
           </w:tcPr>
           <w:p>
             <w:pPr>
@@ -1422,8 +1438,8 @@
         </w:trPr>
         <w:tc>
           <w:tcPr>
-            <w:cnfStyle w:val="001000000000" w:firstRow="0" w:lastRow="0" w:firstColumn="1" w:lastColumn="0" w:oddVBand="0" w:evenVBand="0" w:oddHBand="0" w:evenHBand="0" w:firstRowFirstColumn="0" w:firstRowLastColumn="0" w:lastRowFirstColumn="0" w:lastRowLastColumn="0"/>
             <w:tcW w:w="1267" w:type="dxa"/>
+            <w:tcMar/>
           </w:tcPr>
           <w:p>
             <w:pPr>
@@ -1450,6 +1466,7 @@
           <w:tcPr>
             <w:tcW w:w="6727" w:type="dxa"/>
             <w:gridSpan w:val="2"/>
+            <w:tcMar/>
           </w:tcPr>
           <w:p>
             <w:pPr>
@@ -1475,6 +1492,7 @@
         <w:tc>
           <w:tcPr>
             <w:tcW w:w="2160" w:type="dxa"/>
+            <w:tcMar/>
           </w:tcPr>
           <w:p>
             <w:pPr>
@@ -1497,8 +1515,8 @@
         </w:trPr>
         <w:tc>
           <w:tcPr>
-            <w:cnfStyle w:val="001000000000" w:firstRow="0" w:lastRow="0" w:firstColumn="1" w:lastColumn="0" w:oddVBand="0" w:evenVBand="0" w:oddHBand="0" w:evenHBand="0" w:firstRowFirstColumn="0" w:firstRowLastColumn="0" w:lastRowFirstColumn="0" w:lastRowLastColumn="0"/>
             <w:tcW w:w="1267" w:type="dxa"/>
+            <w:tcMar/>
           </w:tcPr>
           <w:p>
             <w:pPr>
@@ -1525,6 +1543,7 @@
           <w:tcPr>
             <w:tcW w:w="6727" w:type="dxa"/>
             <w:gridSpan w:val="2"/>
+            <w:tcMar/>
           </w:tcPr>
           <w:p>
             <w:pPr>
@@ -1550,6 +1569,7 @@
         <w:tc>
           <w:tcPr>
             <w:tcW w:w="2160" w:type="dxa"/>
+            <w:tcMar/>
           </w:tcPr>
           <w:p>
             <w:pPr>
@@ -1573,8 +1593,8 @@
         </w:trPr>
         <w:tc>
           <w:tcPr>
-            <w:cnfStyle w:val="001000000000" w:firstRow="0" w:lastRow="0" w:firstColumn="1" w:lastColumn="0" w:oddVBand="0" w:evenVBand="0" w:oddHBand="0" w:evenHBand="0" w:firstRowFirstColumn="0" w:firstRowLastColumn="0" w:lastRowFirstColumn="0" w:lastRowLastColumn="0"/>
             <w:tcW w:w="1267" w:type="dxa"/>
+            <w:tcMar/>
           </w:tcPr>
           <w:p>
             <w:pPr>
@@ -1601,6 +1621,7 @@
           <w:tcPr>
             <w:tcW w:w="6727" w:type="dxa"/>
             <w:gridSpan w:val="2"/>
+            <w:tcMar/>
           </w:tcPr>
           <w:p>
             <w:pPr>
@@ -1626,6 +1647,7 @@
         <w:tc>
           <w:tcPr>
             <w:tcW w:w="2160" w:type="dxa"/>
+            <w:tcMar/>
           </w:tcPr>
           <w:p>
             <w:pPr>
@@ -1657,8 +1679,8 @@
         </w:trPr>
         <w:tc>
           <w:tcPr>
-            <w:cnfStyle w:val="001000000000" w:firstRow="0" w:lastRow="0" w:firstColumn="1" w:lastColumn="0" w:oddVBand="0" w:evenVBand="0" w:oddHBand="0" w:evenHBand="0" w:firstRowFirstColumn="0" w:firstRowLastColumn="0" w:lastRowFirstColumn="0" w:lastRowLastColumn="0"/>
             <w:tcW w:w="1267" w:type="dxa"/>
+            <w:tcMar/>
           </w:tcPr>
           <w:p>
             <w:pPr>
@@ -1686,6 +1708,7 @@
           <w:tcPr>
             <w:tcW w:w="6727" w:type="dxa"/>
             <w:gridSpan w:val="2"/>
+            <w:tcMar/>
           </w:tcPr>
           <w:p>
             <w:pPr>
@@ -1711,6 +1734,7 @@
         <w:tc>
           <w:tcPr>
             <w:tcW w:w="2160" w:type="dxa"/>
+            <w:tcMar/>
           </w:tcPr>
           <w:p>
             <w:pPr>
@@ -1734,9 +1758,9 @@
         </w:trPr>
         <w:tc>
           <w:tcPr>
-            <w:cnfStyle w:val="001000000000" w:firstRow="0" w:lastRow="0" w:firstColumn="1" w:lastColumn="0" w:oddVBand="0" w:evenVBand="0" w:oddHBand="0" w:evenHBand="0" w:firstRowFirstColumn="0" w:firstRowLastColumn="0" w:lastRowFirstColumn="0" w:lastRowLastColumn="0"/>
             <w:tcW w:w="2534" w:type="dxa"/>
             <w:gridSpan w:val="2"/>
+            <w:tcMar/>
           </w:tcPr>
           <w:p>
             <w:pPr>
@@ -1763,7 +1787,8 @@
           <w:tcPr>
             <w:tcW w:w="7620" w:type="dxa"/>
             <w:gridSpan w:val="2"/>
-            <w:shd w:val="clear" w:color="auto" w:fill="FFFFFF"/>
+            <w:shd w:val="clear" w:color="auto" w:fill="FFFFFF" w:themeFill="background1"/>
+            <w:tcMar/>
           </w:tcPr>
           <w:p>
             <w:pPr>
@@ -1816,10 +1841,10 @@
         </w:trPr>
         <w:tc>
           <w:tcPr>
-            <w:cnfStyle w:val="001000000000" w:firstRow="0" w:lastRow="0" w:firstColumn="1" w:lastColumn="0" w:oddVBand="0" w:evenVBand="0" w:oddHBand="0" w:evenHBand="0" w:firstRowFirstColumn="0" w:firstRowLastColumn="0" w:lastRowFirstColumn="0" w:lastRowLastColumn="0"/>
             <w:tcW w:w="2534" w:type="dxa"/>
             <w:gridSpan w:val="2"/>
             <w:shd w:val="clear" w:color="auto" w:fill="FBE5D5"/>
+            <w:tcMar/>
           </w:tcPr>
           <w:p>
             <w:pPr>
@@ -1844,9 +1869,11 @@
         </w:tc>
         <w:tc>
           <w:tcPr>
+            <w:cnfStyle w:val="000000000000" w:firstRow="0" w:lastRow="0" w:firstColumn="0" w:lastColumn="0" w:oddVBand="0" w:evenVBand="0" w:oddHBand="0" w:evenHBand="0" w:firstRowFirstColumn="0" w:firstRowLastColumn="0" w:lastRowFirstColumn="0" w:lastRowLastColumn="0"/>
             <w:tcW w:w="7620" w:type="dxa"/>
             <w:gridSpan w:val="2"/>
-            <w:shd w:val="clear" w:color="auto" w:fill="FFFFFF"/>
+            <w:shd w:val="clear" w:color="auto" w:fill="FFFFFF" w:themeFill="background1"/>
+            <w:tcMar/>
           </w:tcPr>
           <w:p>
             <w:pPr>
@@ -1854,7 +1881,6 @@
               <w:cnfStyle w:val="000000000000" w:firstRow="0" w:lastRow="0" w:firstColumn="0" w:lastColumn="0" w:oddVBand="0" w:evenVBand="0" w:oddHBand="0" w:evenHBand="0" w:firstRowFirstColumn="0" w:firstRowLastColumn="0" w:lastRowFirstColumn="0" w:lastRowLastColumn="0"/>
               <w:rPr>
                 <w:rFonts w:eastAsia="Calibri"/>
-                <w:b/>
                 <w:color w:val="auto"/>
                 <w:sz w:val="20"/>
                 <w:szCs w:val="20"/>
@@ -1885,7 +1911,16 @@
                 <w:sz w:val="20"/>
                 <w:szCs w:val="20"/>
               </w:rPr>
-              <w:t>concepto de sociedad del conocimiento y su enfoque en la solución de problemas.</w:t>
+              <w:t xml:space="preserve">concepto de sociedad del conocimiento y su enfoque en la solución de </w:t>
+            </w:r>
+            <w:r>
+              <w:rPr>
+                <w:rFonts w:eastAsia="Calibri"/>
+                <w:color w:val="auto"/>
+                <w:sz w:val="20"/>
+                <w:szCs w:val="20"/>
+              </w:rPr>
+              <w:t>problemas</w:t>
             </w:r>
             <w:r>
               <w:rPr>
@@ -1906,9 +1941,9 @@
         </w:trPr>
         <w:tc>
           <w:tcPr>
-            <w:cnfStyle w:val="001000000000" w:firstRow="0" w:lastRow="0" w:firstColumn="1" w:lastColumn="0" w:oddVBand="0" w:evenVBand="0" w:oddHBand="0" w:evenHBand="0" w:firstRowFirstColumn="0" w:firstRowLastColumn="0" w:lastRowFirstColumn="0" w:lastRowLastColumn="0"/>
             <w:tcW w:w="2534" w:type="dxa"/>
             <w:gridSpan w:val="2"/>
+            <w:tcMar/>
           </w:tcPr>
           <w:p>
             <w:pPr>
@@ -1935,6 +1970,7 @@
           <w:tcPr>
             <w:tcW w:w="7620" w:type="dxa"/>
             <w:gridSpan w:val="2"/>
+            <w:tcMar/>
           </w:tcPr>
           <w:p>
             <w:pPr>
@@ -1969,8 +2005,8 @@
         </w:trPr>
         <w:tc>
           <w:tcPr>
-            <w:cnfStyle w:val="001000000000" w:firstRow="0" w:lastRow="0" w:firstColumn="1" w:lastColumn="0" w:oddVBand="0" w:evenVBand="0" w:oddHBand="0" w:evenHBand="0" w:firstRowFirstColumn="0" w:firstRowLastColumn="0" w:lastRowFirstColumn="0" w:lastRowLastColumn="0"/>
             <w:tcW w:w="1267" w:type="dxa"/>
+            <w:tcMar/>
           </w:tcPr>
           <w:p>
             <w:pPr>
@@ -1997,6 +2033,7 @@
           <w:tcPr>
             <w:tcW w:w="6727" w:type="dxa"/>
             <w:gridSpan w:val="2"/>
+            <w:tcMar/>
           </w:tcPr>
           <w:p>
             <w:pPr>
@@ -2022,6 +2059,7 @@
         <w:tc>
           <w:tcPr>
             <w:tcW w:w="2160" w:type="dxa"/>
+            <w:tcMar/>
           </w:tcPr>
           <w:p>
             <w:pPr>
@@ -2054,8 +2092,8 @@
         </w:trPr>
         <w:tc>
           <w:tcPr>
-            <w:cnfStyle w:val="001000000000" w:firstRow="0" w:lastRow="0" w:firstColumn="1" w:lastColumn="0" w:oddVBand="0" w:evenVBand="0" w:oddHBand="0" w:evenHBand="0" w:firstRowFirstColumn="0" w:firstRowLastColumn="0" w:lastRowFirstColumn="0" w:lastRowLastColumn="0"/>
             <w:tcW w:w="1267" w:type="dxa"/>
+            <w:tcMar/>
           </w:tcPr>
           <w:p>
             <w:pPr>
@@ -2082,6 +2120,7 @@
           <w:tcPr>
             <w:tcW w:w="6727" w:type="dxa"/>
             <w:gridSpan w:val="2"/>
+            <w:tcMar/>
           </w:tcPr>
           <w:p>
             <w:pPr>
@@ -2107,6 +2146,7 @@
         <w:tc>
           <w:tcPr>
             <w:tcW w:w="2160" w:type="dxa"/>
+            <w:tcMar/>
           </w:tcPr>
           <w:p>
             <w:pPr>
@@ -2129,8 +2169,8 @@
         </w:trPr>
         <w:tc>
           <w:tcPr>
-            <w:cnfStyle w:val="001000000000" w:firstRow="0" w:lastRow="0" w:firstColumn="1" w:lastColumn="0" w:oddVBand="0" w:evenVBand="0" w:oddHBand="0" w:evenHBand="0" w:firstRowFirstColumn="0" w:firstRowLastColumn="0" w:lastRowFirstColumn="0" w:lastRowLastColumn="0"/>
             <w:tcW w:w="1267" w:type="dxa"/>
+            <w:tcMar/>
           </w:tcPr>
           <w:p>
             <w:pPr>
@@ -2157,6 +2197,7 @@
           <w:tcPr>
             <w:tcW w:w="6727" w:type="dxa"/>
             <w:gridSpan w:val="2"/>
+            <w:tcMar/>
           </w:tcPr>
           <w:p>
             <w:pPr>
@@ -2182,6 +2223,7 @@
         <w:tc>
           <w:tcPr>
             <w:tcW w:w="2160" w:type="dxa"/>
+            <w:tcMar/>
           </w:tcPr>
           <w:p>
             <w:pPr>
@@ -2205,8 +2247,8 @@
         </w:trPr>
         <w:tc>
           <w:tcPr>
-            <w:cnfStyle w:val="001000000000" w:firstRow="0" w:lastRow="0" w:firstColumn="1" w:lastColumn="0" w:oddVBand="0" w:evenVBand="0" w:oddHBand="0" w:evenHBand="0" w:firstRowFirstColumn="0" w:firstRowLastColumn="0" w:lastRowFirstColumn="0" w:lastRowLastColumn="0"/>
             <w:tcW w:w="1267" w:type="dxa"/>
+            <w:tcMar/>
           </w:tcPr>
           <w:p>
             <w:pPr>
@@ -2233,6 +2275,7 @@
           <w:tcPr>
             <w:tcW w:w="6727" w:type="dxa"/>
             <w:gridSpan w:val="2"/>
+            <w:tcMar/>
           </w:tcPr>
           <w:p>
             <w:pPr>
@@ -2258,6 +2301,7 @@
         <w:tc>
           <w:tcPr>
             <w:tcW w:w="2160" w:type="dxa"/>
+            <w:tcMar/>
           </w:tcPr>
           <w:p>
             <w:pPr>
@@ -2280,10 +2324,10 @@
         </w:trPr>
         <w:tc>
           <w:tcPr>
-            <w:cnfStyle w:val="001000000000" w:firstRow="0" w:lastRow="0" w:firstColumn="1" w:lastColumn="0" w:oddVBand="0" w:evenVBand="0" w:oddHBand="0" w:evenHBand="0" w:firstRowFirstColumn="0" w:firstRowLastColumn="0" w:lastRowFirstColumn="0" w:lastRowLastColumn="0"/>
             <w:tcW w:w="2534" w:type="dxa"/>
             <w:gridSpan w:val="2"/>
             <w:shd w:val="clear" w:color="auto" w:fill="FBE5D5"/>
+            <w:tcMar/>
           </w:tcPr>
           <w:p>
             <w:pPr>
@@ -2310,7 +2354,8 @@
           <w:tcPr>
             <w:tcW w:w="7620" w:type="dxa"/>
             <w:gridSpan w:val="2"/>
-            <w:shd w:val="clear" w:color="auto" w:fill="FFFFFF"/>
+            <w:shd w:val="clear" w:color="auto" w:fill="FFFFFF" w:themeFill="background1"/>
+            <w:tcMar/>
           </w:tcPr>
           <w:p>
             <w:pPr>
@@ -2354,9 +2399,9 @@
         </w:trPr>
         <w:tc>
           <w:tcPr>
-            <w:cnfStyle w:val="001000000000" w:firstRow="0" w:lastRow="0" w:firstColumn="1" w:lastColumn="0" w:oddVBand="0" w:evenVBand="0" w:oddHBand="0" w:evenHBand="0" w:firstRowFirstColumn="0" w:firstRowLastColumn="0" w:lastRowFirstColumn="0" w:lastRowLastColumn="0"/>
             <w:tcW w:w="2534" w:type="dxa"/>
             <w:gridSpan w:val="2"/>
+            <w:tcMar/>
           </w:tcPr>
           <w:p>
             <w:pPr>
@@ -2383,7 +2428,8 @@
           <w:tcPr>
             <w:tcW w:w="7620" w:type="dxa"/>
             <w:gridSpan w:val="2"/>
-            <w:shd w:val="clear" w:color="auto" w:fill="FFFFFF"/>
+            <w:shd w:val="clear" w:color="auto" w:fill="FFFFFF" w:themeFill="background1"/>
+            <w:tcMar/>
           </w:tcPr>
           <w:p>
             <w:pPr>
@@ -2433,10 +2479,10 @@
         </w:trPr>
         <w:tc>
           <w:tcPr>
-            <w:cnfStyle w:val="001000000000" w:firstRow="0" w:lastRow="0" w:firstColumn="1" w:lastColumn="0" w:oddVBand="0" w:evenVBand="0" w:oddHBand="0" w:evenHBand="0" w:firstRowFirstColumn="0" w:firstRowLastColumn="0" w:lastRowFirstColumn="0" w:lastRowLastColumn="0"/>
             <w:tcW w:w="2534" w:type="dxa"/>
             <w:gridSpan w:val="2"/>
             <w:shd w:val="clear" w:color="auto" w:fill="FBE5D5"/>
+            <w:tcMar/>
           </w:tcPr>
           <w:p>
             <w:pPr>
@@ -2464,6 +2510,7 @@
             <w:tcW w:w="7620" w:type="dxa"/>
             <w:gridSpan w:val="2"/>
             <w:shd w:val="clear" w:color="auto" w:fill="FBE5D5"/>
+            <w:tcMar/>
           </w:tcPr>
           <w:p>
             <w:pPr>
@@ -2499,8 +2546,8 @@
         </w:trPr>
         <w:tc>
           <w:tcPr>
-            <w:cnfStyle w:val="001000000000" w:firstRow="0" w:lastRow="0" w:firstColumn="1" w:lastColumn="0" w:oddVBand="0" w:evenVBand="0" w:oddHBand="0" w:evenHBand="0" w:firstRowFirstColumn="0" w:firstRowLastColumn="0" w:lastRowFirstColumn="0" w:lastRowLastColumn="0"/>
             <w:tcW w:w="1267" w:type="dxa"/>
+            <w:tcMar/>
           </w:tcPr>
           <w:p>
             <w:pPr>
@@ -2527,7 +2574,8 @@
           <w:tcPr>
             <w:tcW w:w="6727" w:type="dxa"/>
             <w:gridSpan w:val="2"/>
-            <w:shd w:val="clear" w:color="auto" w:fill="FFFFFF"/>
+            <w:shd w:val="clear" w:color="auto" w:fill="FFFFFF" w:themeFill="background1"/>
+            <w:tcMar/>
           </w:tcPr>
           <w:p>
             <w:pPr>
@@ -2553,7 +2601,8 @@
         <w:tc>
           <w:tcPr>
             <w:tcW w:w="2160" w:type="dxa"/>
-            <w:shd w:val="clear" w:color="auto" w:fill="FFFFFF"/>
+            <w:shd w:val="clear" w:color="auto" w:fill="FFFFFF" w:themeFill="background1"/>
+            <w:tcMar/>
           </w:tcPr>
           <w:p>
             <w:pPr>
@@ -2576,8 +2625,8 @@
         </w:trPr>
         <w:tc>
           <w:tcPr>
-            <w:cnfStyle w:val="001000000000" w:firstRow="0" w:lastRow="0" w:firstColumn="1" w:lastColumn="0" w:oddVBand="0" w:evenVBand="0" w:oddHBand="0" w:evenHBand="0" w:firstRowFirstColumn="0" w:firstRowLastColumn="0" w:lastRowFirstColumn="0" w:lastRowLastColumn="0"/>
             <w:tcW w:w="1267" w:type="dxa"/>
+            <w:tcMar/>
           </w:tcPr>
           <w:p>
             <w:pPr>
@@ -2604,7 +2653,8 @@
           <w:tcPr>
             <w:tcW w:w="6727" w:type="dxa"/>
             <w:gridSpan w:val="2"/>
-            <w:shd w:val="clear" w:color="auto" w:fill="FFFFFF"/>
+            <w:shd w:val="clear" w:color="auto" w:fill="FFFFFF" w:themeFill="background1"/>
+            <w:tcMar/>
           </w:tcPr>
           <w:p>
             <w:pPr>
@@ -2630,7 +2680,8 @@
         <w:tc>
           <w:tcPr>
             <w:tcW w:w="2160" w:type="dxa"/>
-            <w:shd w:val="clear" w:color="auto" w:fill="FFFFFF"/>
+            <w:shd w:val="clear" w:color="auto" w:fill="FFFFFF" w:themeFill="background1"/>
+            <w:tcMar/>
           </w:tcPr>
           <w:p>
             <w:pPr>
@@ -2654,8 +2705,8 @@
         </w:trPr>
         <w:tc>
           <w:tcPr>
-            <w:cnfStyle w:val="001000000000" w:firstRow="0" w:lastRow="0" w:firstColumn="1" w:lastColumn="0" w:oddVBand="0" w:evenVBand="0" w:oddHBand="0" w:evenHBand="0" w:firstRowFirstColumn="0" w:firstRowLastColumn="0" w:lastRowFirstColumn="0" w:lastRowLastColumn="0"/>
             <w:tcW w:w="1267" w:type="dxa"/>
+            <w:tcMar/>
           </w:tcPr>
           <w:p>
             <w:pPr>
@@ -2682,7 +2733,8 @@
           <w:tcPr>
             <w:tcW w:w="6727" w:type="dxa"/>
             <w:gridSpan w:val="2"/>
-            <w:shd w:val="clear" w:color="auto" w:fill="FFFFFF"/>
+            <w:shd w:val="clear" w:color="auto" w:fill="FFFFFF" w:themeFill="background1"/>
+            <w:tcMar/>
           </w:tcPr>
           <w:p>
             <w:pPr>
@@ -2708,7 +2760,8 @@
         <w:tc>
           <w:tcPr>
             <w:tcW w:w="2160" w:type="dxa"/>
-            <w:shd w:val="clear" w:color="auto" w:fill="FFFFFF"/>
+            <w:shd w:val="clear" w:color="auto" w:fill="FFFFFF" w:themeFill="background1"/>
+            <w:tcMar/>
           </w:tcPr>
           <w:p>
             <w:pPr>
@@ -2740,8 +2793,8 @@
         </w:trPr>
         <w:tc>
           <w:tcPr>
-            <w:cnfStyle w:val="001000000000" w:firstRow="0" w:lastRow="0" w:firstColumn="1" w:lastColumn="0" w:oddVBand="0" w:evenVBand="0" w:oddHBand="0" w:evenHBand="0" w:firstRowFirstColumn="0" w:firstRowLastColumn="0" w:lastRowFirstColumn="0" w:lastRowLastColumn="0"/>
             <w:tcW w:w="1267" w:type="dxa"/>
+            <w:tcMar/>
           </w:tcPr>
           <w:p>
             <w:pPr>
@@ -2768,7 +2821,8 @@
           <w:tcPr>
             <w:tcW w:w="6727" w:type="dxa"/>
             <w:gridSpan w:val="2"/>
-            <w:shd w:val="clear" w:color="auto" w:fill="FFFFFF"/>
+            <w:shd w:val="clear" w:color="auto" w:fill="FFFFFF" w:themeFill="background1"/>
+            <w:tcMar/>
           </w:tcPr>
           <w:p>
             <w:pPr>
@@ -2794,7 +2848,8 @@
         <w:tc>
           <w:tcPr>
             <w:tcW w:w="2160" w:type="dxa"/>
-            <w:shd w:val="clear" w:color="auto" w:fill="FFFFFF"/>
+            <w:shd w:val="clear" w:color="auto" w:fill="FFFFFF" w:themeFill="background1"/>
+            <w:tcMar/>
           </w:tcPr>
           <w:p>
             <w:pPr>
@@ -2818,9 +2873,9 @@
         </w:trPr>
         <w:tc>
           <w:tcPr>
-            <w:cnfStyle w:val="001000000000" w:firstRow="0" w:lastRow="0" w:firstColumn="1" w:lastColumn="0" w:oddVBand="0" w:evenVBand="0" w:oddHBand="0" w:evenHBand="0" w:firstRowFirstColumn="0" w:firstRowLastColumn="0" w:lastRowFirstColumn="0" w:lastRowLastColumn="0"/>
             <w:tcW w:w="2534" w:type="dxa"/>
             <w:gridSpan w:val="2"/>
+            <w:tcMar/>
           </w:tcPr>
           <w:p>
             <w:pPr>
@@ -2847,7 +2902,8 @@
           <w:tcPr>
             <w:tcW w:w="7620" w:type="dxa"/>
             <w:gridSpan w:val="2"/>
-            <w:shd w:val="clear" w:color="auto" w:fill="FFFFFF"/>
+            <w:shd w:val="clear" w:color="auto" w:fill="FFFFFF" w:themeFill="background1"/>
+            <w:tcMar/>
           </w:tcPr>
           <w:p>
             <w:pPr>
@@ -2910,10 +2966,10 @@
         </w:trPr>
         <w:tc>
           <w:tcPr>
-            <w:cnfStyle w:val="001000000000" w:firstRow="0" w:lastRow="0" w:firstColumn="1" w:lastColumn="0" w:oddVBand="0" w:evenVBand="0" w:oddHBand="0" w:evenHBand="0" w:firstRowFirstColumn="0" w:firstRowLastColumn="0" w:lastRowFirstColumn="0" w:lastRowLastColumn="0"/>
             <w:tcW w:w="2534" w:type="dxa"/>
             <w:gridSpan w:val="2"/>
             <w:shd w:val="clear" w:color="auto" w:fill="FBE5D5"/>
+            <w:tcMar/>
           </w:tcPr>
           <w:p>
             <w:pPr>
@@ -2940,7 +2996,8 @@
           <w:tcPr>
             <w:tcW w:w="7620" w:type="dxa"/>
             <w:gridSpan w:val="2"/>
-            <w:shd w:val="clear" w:color="auto" w:fill="FFFFFF"/>
+            <w:shd w:val="clear" w:color="auto" w:fill="FFFFFF" w:themeFill="background1"/>
+            <w:tcMar/>
           </w:tcPr>
           <w:p>
             <w:pPr>
@@ -2991,9 +3048,9 @@
         </w:trPr>
         <w:tc>
           <w:tcPr>
-            <w:cnfStyle w:val="001000000000" w:firstRow="0" w:lastRow="0" w:firstColumn="1" w:lastColumn="0" w:oddVBand="0" w:evenVBand="0" w:oddHBand="0" w:evenHBand="0" w:firstRowFirstColumn="0" w:firstRowLastColumn="0" w:lastRowFirstColumn="0" w:lastRowLastColumn="0"/>
             <w:tcW w:w="2534" w:type="dxa"/>
             <w:gridSpan w:val="2"/>
+            <w:tcMar/>
           </w:tcPr>
           <w:p>
             <w:pPr>
@@ -3020,6 +3077,7 @@
           <w:tcPr>
             <w:tcW w:w="7620" w:type="dxa"/>
             <w:gridSpan w:val="2"/>
+            <w:tcMar/>
           </w:tcPr>
           <w:p>
             <w:pPr>
@@ -3054,8 +3112,8 @@
         </w:trPr>
         <w:tc>
           <w:tcPr>
-            <w:cnfStyle w:val="001000000000" w:firstRow="0" w:lastRow="0" w:firstColumn="1" w:lastColumn="0" w:oddVBand="0" w:evenVBand="0" w:oddHBand="0" w:evenHBand="0" w:firstRowFirstColumn="0" w:firstRowLastColumn="0" w:lastRowFirstColumn="0" w:lastRowLastColumn="0"/>
             <w:tcW w:w="1267" w:type="dxa"/>
+            <w:tcMar/>
           </w:tcPr>
           <w:p>
             <w:pPr>
@@ -3082,7 +3140,8 @@
           <w:tcPr>
             <w:tcW w:w="6727" w:type="dxa"/>
             <w:gridSpan w:val="2"/>
-            <w:shd w:val="clear" w:color="auto" w:fill="FFFFFF"/>
+            <w:shd w:val="clear" w:color="auto" w:fill="FFFFFF" w:themeFill="background1"/>
+            <w:tcMar/>
           </w:tcPr>
           <w:p>
             <w:pPr>
@@ -3108,7 +3167,8 @@
         <w:tc>
           <w:tcPr>
             <w:tcW w:w="2160" w:type="dxa"/>
-            <w:shd w:val="clear" w:color="auto" w:fill="FFFFFF"/>
+            <w:shd w:val="clear" w:color="auto" w:fill="FFFFFF" w:themeFill="background1"/>
+            <w:tcMar/>
           </w:tcPr>
           <w:p>
             <w:pPr>
@@ -3141,8 +3201,8 @@
         </w:trPr>
         <w:tc>
           <w:tcPr>
-            <w:cnfStyle w:val="001000000000" w:firstRow="0" w:lastRow="0" w:firstColumn="1" w:lastColumn="0" w:oddVBand="0" w:evenVBand="0" w:oddHBand="0" w:evenHBand="0" w:firstRowFirstColumn="0" w:firstRowLastColumn="0" w:lastRowFirstColumn="0" w:lastRowLastColumn="0"/>
             <w:tcW w:w="1267" w:type="dxa"/>
+            <w:tcMar/>
           </w:tcPr>
           <w:p>
             <w:pPr>
@@ -3169,7 +3229,8 @@
           <w:tcPr>
             <w:tcW w:w="6727" w:type="dxa"/>
             <w:gridSpan w:val="2"/>
-            <w:shd w:val="clear" w:color="auto" w:fill="FFFFFF"/>
+            <w:shd w:val="clear" w:color="auto" w:fill="FFFFFF" w:themeFill="background1"/>
+            <w:tcMar/>
           </w:tcPr>
           <w:p>
             <w:pPr>
@@ -3195,7 +3256,8 @@
         <w:tc>
           <w:tcPr>
             <w:tcW w:w="2160" w:type="dxa"/>
-            <w:shd w:val="clear" w:color="auto" w:fill="FFFFFF"/>
+            <w:shd w:val="clear" w:color="auto" w:fill="FFFFFF" w:themeFill="background1"/>
+            <w:tcMar/>
           </w:tcPr>
           <w:p>
             <w:pPr>
@@ -3218,8 +3280,8 @@
         </w:trPr>
         <w:tc>
           <w:tcPr>
-            <w:cnfStyle w:val="001000000000" w:firstRow="0" w:lastRow="0" w:firstColumn="1" w:lastColumn="0" w:oddVBand="0" w:evenVBand="0" w:oddHBand="0" w:evenHBand="0" w:firstRowFirstColumn="0" w:firstRowLastColumn="0" w:lastRowFirstColumn="0" w:lastRowLastColumn="0"/>
             <w:tcW w:w="1267" w:type="dxa"/>
+            <w:tcMar/>
           </w:tcPr>
           <w:p>
             <w:pPr>
@@ -3246,7 +3308,8 @@
           <w:tcPr>
             <w:tcW w:w="6727" w:type="dxa"/>
             <w:gridSpan w:val="2"/>
-            <w:shd w:val="clear" w:color="auto" w:fill="FFFFFF"/>
+            <w:shd w:val="clear" w:color="auto" w:fill="FFFFFF" w:themeFill="background1"/>
+            <w:tcMar/>
           </w:tcPr>
           <w:p>
             <w:pPr>
@@ -3272,7 +3335,8 @@
         <w:tc>
           <w:tcPr>
             <w:tcW w:w="2160" w:type="dxa"/>
-            <w:shd w:val="clear" w:color="auto" w:fill="FFFFFF"/>
+            <w:shd w:val="clear" w:color="auto" w:fill="FFFFFF" w:themeFill="background1"/>
+            <w:tcMar/>
           </w:tcPr>
           <w:p>
             <w:pPr>
@@ -3296,8 +3360,8 @@
         </w:trPr>
         <w:tc>
           <w:tcPr>
-            <w:cnfStyle w:val="001000000000" w:firstRow="0" w:lastRow="0" w:firstColumn="1" w:lastColumn="0" w:oddVBand="0" w:evenVBand="0" w:oddHBand="0" w:evenHBand="0" w:firstRowFirstColumn="0" w:firstRowLastColumn="0" w:lastRowFirstColumn="0" w:lastRowLastColumn="0"/>
             <w:tcW w:w="1267" w:type="dxa"/>
+            <w:tcMar/>
           </w:tcPr>
           <w:p>
             <w:pPr>
@@ -3324,7 +3388,8 @@
           <w:tcPr>
             <w:tcW w:w="6727" w:type="dxa"/>
             <w:gridSpan w:val="2"/>
-            <w:shd w:val="clear" w:color="auto" w:fill="FFFFFF"/>
+            <w:shd w:val="clear" w:color="auto" w:fill="FFFFFF" w:themeFill="background1"/>
+            <w:tcMar/>
           </w:tcPr>
           <w:p>
             <w:pPr>
@@ -3350,7 +3415,8 @@
         <w:tc>
           <w:tcPr>
             <w:tcW w:w="2160" w:type="dxa"/>
-            <w:shd w:val="clear" w:color="auto" w:fill="FFFFFF"/>
+            <w:shd w:val="clear" w:color="auto" w:fill="FFFFFF" w:themeFill="background1"/>
+            <w:tcMar/>
           </w:tcPr>
           <w:p>
             <w:pPr>
@@ -3373,10 +3439,10 @@
         </w:trPr>
         <w:tc>
           <w:tcPr>
-            <w:cnfStyle w:val="001000000000" w:firstRow="0" w:lastRow="0" w:firstColumn="1" w:lastColumn="0" w:oddVBand="0" w:evenVBand="0" w:oddHBand="0" w:evenHBand="0" w:firstRowFirstColumn="0" w:firstRowLastColumn="0" w:lastRowFirstColumn="0" w:lastRowLastColumn="0"/>
             <w:tcW w:w="2534" w:type="dxa"/>
             <w:gridSpan w:val="2"/>
             <w:shd w:val="clear" w:color="auto" w:fill="FBE5D5"/>
+            <w:tcMar/>
           </w:tcPr>
           <w:p>
             <w:pPr>
@@ -3403,7 +3469,8 @@
           <w:tcPr>
             <w:tcW w:w="7620" w:type="dxa"/>
             <w:gridSpan w:val="2"/>
-            <w:shd w:val="clear" w:color="auto" w:fill="FFFFFF"/>
+            <w:shd w:val="clear" w:color="auto" w:fill="FFFFFF" w:themeFill="background1"/>
+            <w:tcMar/>
           </w:tcPr>
           <w:p>
             <w:pPr>
@@ -3467,9 +3534,9 @@
         </w:trPr>
         <w:tc>
           <w:tcPr>
-            <w:cnfStyle w:val="001000000000" w:firstRow="0" w:lastRow="0" w:firstColumn="1" w:lastColumn="0" w:oddVBand="0" w:evenVBand="0" w:oddHBand="0" w:evenHBand="0" w:firstRowFirstColumn="0" w:firstRowLastColumn="0" w:lastRowFirstColumn="0" w:lastRowLastColumn="0"/>
             <w:tcW w:w="2534" w:type="dxa"/>
             <w:gridSpan w:val="2"/>
+            <w:tcMar/>
           </w:tcPr>
           <w:p>
             <w:pPr>
@@ -3496,7 +3563,8 @@
           <w:tcPr>
             <w:tcW w:w="7620" w:type="dxa"/>
             <w:gridSpan w:val="2"/>
-            <w:shd w:val="clear" w:color="auto" w:fill="FFFFFF"/>
+            <w:shd w:val="clear" w:color="auto" w:fill="FFFFFF" w:themeFill="background1"/>
+            <w:tcMar/>
           </w:tcPr>
           <w:p>
             <w:pPr>
@@ -3537,10 +3605,10 @@
         </w:trPr>
         <w:tc>
           <w:tcPr>
-            <w:cnfStyle w:val="001000000000" w:firstRow="0" w:lastRow="0" w:firstColumn="1" w:lastColumn="0" w:oddVBand="0" w:evenVBand="0" w:oddHBand="0" w:evenHBand="0" w:firstRowFirstColumn="0" w:firstRowLastColumn="0" w:lastRowFirstColumn="0" w:lastRowLastColumn="0"/>
             <w:tcW w:w="2534" w:type="dxa"/>
             <w:gridSpan w:val="2"/>
             <w:shd w:val="clear" w:color="auto" w:fill="FBE5D5"/>
+            <w:tcMar/>
           </w:tcPr>
           <w:p>
             <w:pPr>
@@ -3568,6 +3636,7 @@
             <w:tcW w:w="7620" w:type="dxa"/>
             <w:gridSpan w:val="2"/>
             <w:shd w:val="clear" w:color="auto" w:fill="FBE5D5"/>
+            <w:tcMar/>
           </w:tcPr>
           <w:p>
             <w:pPr>
@@ -3603,8 +3672,8 @@
         </w:trPr>
         <w:tc>
           <w:tcPr>
-            <w:cnfStyle w:val="001000000000" w:firstRow="0" w:lastRow="0" w:firstColumn="1" w:lastColumn="0" w:oddVBand="0" w:evenVBand="0" w:oddHBand="0" w:evenHBand="0" w:firstRowFirstColumn="0" w:firstRowLastColumn="0" w:lastRowFirstColumn="0" w:lastRowLastColumn="0"/>
             <w:tcW w:w="1267" w:type="dxa"/>
+            <w:tcMar/>
           </w:tcPr>
           <w:p>
             <w:pPr>
@@ -3631,7 +3700,8 @@
           <w:tcPr>
             <w:tcW w:w="6727" w:type="dxa"/>
             <w:gridSpan w:val="2"/>
-            <w:shd w:val="clear" w:color="auto" w:fill="FFFFFF"/>
+            <w:shd w:val="clear" w:color="auto" w:fill="FFFFFF" w:themeFill="background1"/>
+            <w:tcMar/>
           </w:tcPr>
           <w:p>
             <w:pPr>
@@ -3657,7 +3727,8 @@
         <w:tc>
           <w:tcPr>
             <w:tcW w:w="2160" w:type="dxa"/>
-            <w:shd w:val="clear" w:color="auto" w:fill="FFFFFF"/>
+            <w:shd w:val="clear" w:color="auto" w:fill="FFFFFF" w:themeFill="background1"/>
+            <w:tcMar/>
           </w:tcPr>
           <w:p>
             <w:pPr>
@@ -3680,8 +3751,8 @@
         </w:trPr>
         <w:tc>
           <w:tcPr>
-            <w:cnfStyle w:val="001000000000" w:firstRow="0" w:lastRow="0" w:firstColumn="1" w:lastColumn="0" w:oddVBand="0" w:evenVBand="0" w:oddHBand="0" w:evenHBand="0" w:firstRowFirstColumn="0" w:firstRowLastColumn="0" w:lastRowFirstColumn="0" w:lastRowLastColumn="0"/>
             <w:tcW w:w="1267" w:type="dxa"/>
+            <w:tcMar/>
           </w:tcPr>
           <w:p>
             <w:pPr>
@@ -3708,7 +3779,8 @@
           <w:tcPr>
             <w:tcW w:w="6727" w:type="dxa"/>
             <w:gridSpan w:val="2"/>
-            <w:shd w:val="clear" w:color="auto" w:fill="FFFFFF"/>
+            <w:shd w:val="clear" w:color="auto" w:fill="FFFFFF" w:themeFill="background1"/>
+            <w:tcMar/>
           </w:tcPr>
           <w:p>
             <w:pPr>
@@ -3734,7 +3806,8 @@
         <w:tc>
           <w:tcPr>
             <w:tcW w:w="2160" w:type="dxa"/>
-            <w:shd w:val="clear" w:color="auto" w:fill="FFFFFF"/>
+            <w:shd w:val="clear" w:color="auto" w:fill="FFFFFF" w:themeFill="background1"/>
+            <w:tcMar/>
           </w:tcPr>
           <w:p>
             <w:pPr>
@@ -3767,8 +3840,8 @@
         </w:trPr>
         <w:tc>
           <w:tcPr>
-            <w:cnfStyle w:val="001000000000" w:firstRow="0" w:lastRow="0" w:firstColumn="1" w:lastColumn="0" w:oddVBand="0" w:evenVBand="0" w:oddHBand="0" w:evenHBand="0" w:firstRowFirstColumn="0" w:firstRowLastColumn="0" w:lastRowFirstColumn="0" w:lastRowLastColumn="0"/>
             <w:tcW w:w="1267" w:type="dxa"/>
+            <w:tcMar/>
           </w:tcPr>
           <w:p>
             <w:pPr>
@@ -3795,7 +3868,8 @@
           <w:tcPr>
             <w:tcW w:w="6727" w:type="dxa"/>
             <w:gridSpan w:val="2"/>
-            <w:shd w:val="clear" w:color="auto" w:fill="FFFFFF"/>
+            <w:shd w:val="clear" w:color="auto" w:fill="FFFFFF" w:themeFill="background1"/>
+            <w:tcMar/>
           </w:tcPr>
           <w:p>
             <w:pPr>
@@ -3821,7 +3895,8 @@
         <w:tc>
           <w:tcPr>
             <w:tcW w:w="2160" w:type="dxa"/>
-            <w:shd w:val="clear" w:color="auto" w:fill="FFFFFF"/>
+            <w:shd w:val="clear" w:color="auto" w:fill="FFFFFF" w:themeFill="background1"/>
+            <w:tcMar/>
           </w:tcPr>
           <w:p>
             <w:pPr>
@@ -3844,8 +3919,8 @@
         </w:trPr>
         <w:tc>
           <w:tcPr>
-            <w:cnfStyle w:val="001000000000" w:firstRow="0" w:lastRow="0" w:firstColumn="1" w:lastColumn="0" w:oddVBand="0" w:evenVBand="0" w:oddHBand="0" w:evenHBand="0" w:firstRowFirstColumn="0" w:firstRowLastColumn="0" w:lastRowFirstColumn="0" w:lastRowLastColumn="0"/>
             <w:tcW w:w="1267" w:type="dxa"/>
+            <w:tcMar/>
           </w:tcPr>
           <w:p>
             <w:pPr>
@@ -3872,7 +3947,8 @@
           <w:tcPr>
             <w:tcW w:w="6727" w:type="dxa"/>
             <w:gridSpan w:val="2"/>
-            <w:shd w:val="clear" w:color="auto" w:fill="FFFFFF"/>
+            <w:shd w:val="clear" w:color="auto" w:fill="FFFFFF" w:themeFill="background1"/>
+            <w:tcMar/>
           </w:tcPr>
           <w:p>
             <w:pPr>
@@ -3898,7 +3974,8 @@
         <w:tc>
           <w:tcPr>
             <w:tcW w:w="2160" w:type="dxa"/>
-            <w:shd w:val="clear" w:color="auto" w:fill="FFFFFF"/>
+            <w:shd w:val="clear" w:color="auto" w:fill="FFFFFF" w:themeFill="background1"/>
+            <w:tcMar/>
           </w:tcPr>
           <w:p>
             <w:pPr>
@@ -3922,9 +3999,9 @@
         </w:trPr>
         <w:tc>
           <w:tcPr>
-            <w:cnfStyle w:val="001000000000" w:firstRow="0" w:lastRow="0" w:firstColumn="1" w:lastColumn="0" w:oddVBand="0" w:evenVBand="0" w:oddHBand="0" w:evenHBand="0" w:firstRowFirstColumn="0" w:firstRowLastColumn="0" w:lastRowFirstColumn="0" w:lastRowLastColumn="0"/>
             <w:tcW w:w="2534" w:type="dxa"/>
             <w:gridSpan w:val="2"/>
+            <w:tcMar/>
           </w:tcPr>
           <w:p>
             <w:pPr>
@@ -3951,7 +4028,8 @@
           <w:tcPr>
             <w:tcW w:w="7620" w:type="dxa"/>
             <w:gridSpan w:val="2"/>
-            <w:shd w:val="clear" w:color="auto" w:fill="FFFFFF"/>
+            <w:shd w:val="clear" w:color="auto" w:fill="FFFFFF" w:themeFill="background1"/>
+            <w:tcMar/>
           </w:tcPr>
           <w:p>
             <w:pPr>
@@ -4004,10 +4082,10 @@
         </w:trPr>
         <w:tc>
           <w:tcPr>
-            <w:cnfStyle w:val="001000000000" w:firstRow="0" w:lastRow="0" w:firstColumn="1" w:lastColumn="0" w:oddVBand="0" w:evenVBand="0" w:oddHBand="0" w:evenHBand="0" w:firstRowFirstColumn="0" w:firstRowLastColumn="0" w:lastRowFirstColumn="0" w:lastRowLastColumn="0"/>
             <w:tcW w:w="2534" w:type="dxa"/>
             <w:gridSpan w:val="2"/>
             <w:shd w:val="clear" w:color="auto" w:fill="FBE5D5"/>
+            <w:tcMar/>
           </w:tcPr>
           <w:p>
             <w:pPr>
@@ -4034,7 +4112,8 @@
           <w:tcPr>
             <w:tcW w:w="7620" w:type="dxa"/>
             <w:gridSpan w:val="2"/>
-            <w:shd w:val="clear" w:color="auto" w:fill="FFFFFF"/>
+            <w:shd w:val="clear" w:color="auto" w:fill="FFFFFF" w:themeFill="background1"/>
+            <w:tcMar/>
           </w:tcPr>
           <w:p>
             <w:pPr>
@@ -4076,9 +4155,9 @@
         </w:trPr>
         <w:tc>
           <w:tcPr>
-            <w:cnfStyle w:val="001000000000" w:firstRow="0" w:lastRow="0" w:firstColumn="1" w:lastColumn="0" w:oddVBand="0" w:evenVBand="0" w:oddHBand="0" w:evenHBand="0" w:firstRowFirstColumn="0" w:firstRowLastColumn="0" w:lastRowFirstColumn="0" w:lastRowLastColumn="0"/>
             <w:tcW w:w="2534" w:type="dxa"/>
             <w:gridSpan w:val="2"/>
+            <w:tcMar/>
           </w:tcPr>
           <w:p>
             <w:pPr>
@@ -4105,6 +4184,7 @@
           <w:tcPr>
             <w:tcW w:w="7620" w:type="dxa"/>
             <w:gridSpan w:val="2"/>
+            <w:tcMar/>
           </w:tcPr>
           <w:p>
             <w:pPr>
@@ -4139,8 +4219,8 @@
         </w:trPr>
         <w:tc>
           <w:tcPr>
-            <w:cnfStyle w:val="001000000000" w:firstRow="0" w:lastRow="0" w:firstColumn="1" w:lastColumn="0" w:oddVBand="0" w:evenVBand="0" w:oddHBand="0" w:evenHBand="0" w:firstRowFirstColumn="0" w:firstRowLastColumn="0" w:lastRowFirstColumn="0" w:lastRowLastColumn="0"/>
             <w:tcW w:w="1267" w:type="dxa"/>
+            <w:tcMar/>
           </w:tcPr>
           <w:p>
             <w:pPr>
@@ -4168,7 +4248,8 @@
           <w:tcPr>
             <w:tcW w:w="6727" w:type="dxa"/>
             <w:gridSpan w:val="2"/>
-            <w:shd w:val="clear" w:color="auto" w:fill="FFFFFF"/>
+            <w:shd w:val="clear" w:color="auto" w:fill="FFFFFF" w:themeFill="background1"/>
+            <w:tcMar/>
           </w:tcPr>
           <w:p>
             <w:pPr>
@@ -4194,7 +4275,8 @@
         <w:tc>
           <w:tcPr>
             <w:tcW w:w="2160" w:type="dxa"/>
-            <w:shd w:val="clear" w:color="auto" w:fill="FFFFFF"/>
+            <w:shd w:val="clear" w:color="auto" w:fill="FFFFFF" w:themeFill="background1"/>
+            <w:tcMar/>
           </w:tcPr>
           <w:p>
             <w:pPr>
@@ -4218,8 +4300,8 @@
         </w:trPr>
         <w:tc>
           <w:tcPr>
-            <w:cnfStyle w:val="001000000000" w:firstRow="0" w:lastRow="0" w:firstColumn="1" w:lastColumn="0" w:oddVBand="0" w:evenVBand="0" w:oddHBand="0" w:evenHBand="0" w:firstRowFirstColumn="0" w:firstRowLastColumn="0" w:lastRowFirstColumn="0" w:lastRowLastColumn="0"/>
             <w:tcW w:w="1267" w:type="dxa"/>
+            <w:tcMar/>
           </w:tcPr>
           <w:p>
             <w:pPr>
@@ -4246,7 +4328,8 @@
           <w:tcPr>
             <w:tcW w:w="6727" w:type="dxa"/>
             <w:gridSpan w:val="2"/>
-            <w:shd w:val="clear" w:color="auto" w:fill="FFFFFF"/>
+            <w:shd w:val="clear" w:color="auto" w:fill="FFFFFF" w:themeFill="background1"/>
+            <w:tcMar/>
           </w:tcPr>
           <w:p>
             <w:pPr>
@@ -4272,7 +4355,8 @@
         <w:tc>
           <w:tcPr>
             <w:tcW w:w="2160" w:type="dxa"/>
-            <w:shd w:val="clear" w:color="auto" w:fill="FFFFFF"/>
+            <w:shd w:val="clear" w:color="auto" w:fill="FFFFFF" w:themeFill="background1"/>
+            <w:tcMar/>
           </w:tcPr>
           <w:p>
             <w:pPr>
@@ -4295,8 +4379,8 @@
         </w:trPr>
         <w:tc>
           <w:tcPr>
-            <w:cnfStyle w:val="001000000000" w:firstRow="0" w:lastRow="0" w:firstColumn="1" w:lastColumn="0" w:oddVBand="0" w:evenVBand="0" w:oddHBand="0" w:evenHBand="0" w:firstRowFirstColumn="0" w:firstRowLastColumn="0" w:lastRowFirstColumn="0" w:lastRowLastColumn="0"/>
             <w:tcW w:w="1267" w:type="dxa"/>
+            <w:tcMar/>
           </w:tcPr>
           <w:p>
             <w:pPr>
@@ -4323,7 +4407,8 @@
           <w:tcPr>
             <w:tcW w:w="6727" w:type="dxa"/>
             <w:gridSpan w:val="2"/>
-            <w:shd w:val="clear" w:color="auto" w:fill="FFFFFF"/>
+            <w:shd w:val="clear" w:color="auto" w:fill="FFFFFF" w:themeFill="background1"/>
+            <w:tcMar/>
           </w:tcPr>
           <w:p>
             <w:pPr>
@@ -4349,7 +4434,8 @@
         <w:tc>
           <w:tcPr>
             <w:tcW w:w="2160" w:type="dxa"/>
-            <w:shd w:val="clear" w:color="auto" w:fill="FFFFFF"/>
+            <w:shd w:val="clear" w:color="auto" w:fill="FFFFFF" w:themeFill="background1"/>
+            <w:tcMar/>
           </w:tcPr>
           <w:p>
             <w:pPr>
@@ -4382,8 +4468,8 @@
         </w:trPr>
         <w:tc>
           <w:tcPr>
-            <w:cnfStyle w:val="001000000000" w:firstRow="0" w:lastRow="0" w:firstColumn="1" w:lastColumn="0" w:oddVBand="0" w:evenVBand="0" w:oddHBand="0" w:evenHBand="0" w:firstRowFirstColumn="0" w:firstRowLastColumn="0" w:lastRowFirstColumn="0" w:lastRowLastColumn="0"/>
             <w:tcW w:w="1267" w:type="dxa"/>
+            <w:tcMar/>
           </w:tcPr>
           <w:p>
             <w:pPr>
@@ -4410,7 +4496,8 @@
           <w:tcPr>
             <w:tcW w:w="6727" w:type="dxa"/>
             <w:gridSpan w:val="2"/>
-            <w:shd w:val="clear" w:color="auto" w:fill="FFFFFF"/>
+            <w:shd w:val="clear" w:color="auto" w:fill="FFFFFF" w:themeFill="background1"/>
+            <w:tcMar/>
           </w:tcPr>
           <w:p>
             <w:pPr>
@@ -4436,7 +4523,8 @@
         <w:tc>
           <w:tcPr>
             <w:tcW w:w="2160" w:type="dxa"/>
-            <w:shd w:val="clear" w:color="auto" w:fill="FFFFFF"/>
+            <w:shd w:val="clear" w:color="auto" w:fill="FFFFFF" w:themeFill="background1"/>
+            <w:tcMar/>
           </w:tcPr>
           <w:p>
             <w:pPr>
@@ -4459,9 +4547,9 @@
         </w:trPr>
         <w:tc>
           <w:tcPr>
-            <w:cnfStyle w:val="001000000000" w:firstRow="0" w:lastRow="0" w:firstColumn="1" w:lastColumn="0" w:oddVBand="0" w:evenVBand="0" w:oddHBand="0" w:evenHBand="0" w:firstRowFirstColumn="0" w:firstRowLastColumn="0" w:lastRowFirstColumn="0" w:lastRowLastColumn="0"/>
             <w:tcW w:w="2534" w:type="dxa"/>
             <w:gridSpan w:val="2"/>
+            <w:tcMar/>
           </w:tcPr>
           <w:p>
             <w:pPr>
@@ -4488,7 +4576,8 @@
           <w:tcPr>
             <w:tcW w:w="7620" w:type="dxa"/>
             <w:gridSpan w:val="2"/>
-            <w:shd w:val="clear" w:color="auto" w:fill="FFFFFF"/>
+            <w:shd w:val="clear" w:color="auto" w:fill="FFFFFF" w:themeFill="background1"/>
+            <w:tcMar/>
           </w:tcPr>
           <w:p>
             <w:pPr>
@@ -4532,9 +4621,9 @@
         </w:trPr>
         <w:tc>
           <w:tcPr>
-            <w:cnfStyle w:val="001000000000" w:firstRow="0" w:lastRow="0" w:firstColumn="1" w:lastColumn="0" w:oddVBand="0" w:evenVBand="0" w:oddHBand="0" w:evenHBand="0" w:firstRowFirstColumn="0" w:firstRowLastColumn="0" w:lastRowFirstColumn="0" w:lastRowLastColumn="0"/>
             <w:tcW w:w="2534" w:type="dxa"/>
             <w:gridSpan w:val="2"/>
+            <w:tcMar/>
           </w:tcPr>
           <w:p>
             <w:pPr>
@@ -4561,7 +4650,8 @@
           <w:tcPr>
             <w:tcW w:w="7620" w:type="dxa"/>
             <w:gridSpan w:val="2"/>
-            <w:shd w:val="clear" w:color="auto" w:fill="FFFFFF"/>
+            <w:shd w:val="clear" w:color="auto" w:fill="FFFFFF" w:themeFill="background1"/>
+            <w:tcMar/>
           </w:tcPr>
           <w:p>
             <w:pPr>
@@ -4620,10 +4710,10 @@
         </w:trPr>
         <w:tc>
           <w:tcPr>
-            <w:cnfStyle w:val="001000000000" w:firstRow="0" w:lastRow="0" w:firstColumn="1" w:lastColumn="0" w:oddVBand="0" w:evenVBand="0" w:oddHBand="0" w:evenHBand="0" w:firstRowFirstColumn="0" w:firstRowLastColumn="0" w:lastRowFirstColumn="0" w:lastRowLastColumn="0"/>
             <w:tcW w:w="2534" w:type="dxa"/>
             <w:gridSpan w:val="2"/>
             <w:shd w:val="clear" w:color="auto" w:fill="FBE5D5"/>
+            <w:tcMar/>
           </w:tcPr>
           <w:p>
             <w:pPr>
@@ -4651,6 +4741,7 @@
             <w:tcW w:w="7620" w:type="dxa"/>
             <w:gridSpan w:val="2"/>
             <w:shd w:val="clear" w:color="auto" w:fill="FBE5D5"/>
+            <w:tcMar/>
           </w:tcPr>
           <w:p>
             <w:pPr>
@@ -4686,8 +4777,8 @@
         </w:trPr>
         <w:tc>
           <w:tcPr>
-            <w:cnfStyle w:val="001000000000" w:firstRow="0" w:lastRow="0" w:firstColumn="1" w:lastColumn="0" w:oddVBand="0" w:evenVBand="0" w:oddHBand="0" w:evenHBand="0" w:firstRowFirstColumn="0" w:firstRowLastColumn="0" w:lastRowFirstColumn="0" w:lastRowLastColumn="0"/>
             <w:tcW w:w="1267" w:type="dxa"/>
+            <w:tcMar/>
           </w:tcPr>
           <w:p>
             <w:pPr>
@@ -4714,7 +4805,8 @@
           <w:tcPr>
             <w:tcW w:w="6727" w:type="dxa"/>
             <w:gridSpan w:val="2"/>
-            <w:shd w:val="clear" w:color="auto" w:fill="FFFFFF"/>
+            <w:shd w:val="clear" w:color="auto" w:fill="FFFFFF" w:themeFill="background1"/>
+            <w:tcMar/>
           </w:tcPr>
           <w:p>
             <w:pPr>
@@ -4740,7 +4832,8 @@
         <w:tc>
           <w:tcPr>
             <w:tcW w:w="2160" w:type="dxa"/>
-            <w:shd w:val="clear" w:color="auto" w:fill="FFFFFF"/>
+            <w:shd w:val="clear" w:color="auto" w:fill="FFFFFF" w:themeFill="background1"/>
+            <w:tcMar/>
           </w:tcPr>
           <w:p>
             <w:pPr>
@@ -4763,8 +4856,8 @@
         </w:trPr>
         <w:tc>
           <w:tcPr>
-            <w:cnfStyle w:val="001000000000" w:firstRow="0" w:lastRow="0" w:firstColumn="1" w:lastColumn="0" w:oddVBand="0" w:evenVBand="0" w:oddHBand="0" w:evenHBand="0" w:firstRowFirstColumn="0" w:firstRowLastColumn="0" w:lastRowFirstColumn="0" w:lastRowLastColumn="0"/>
             <w:tcW w:w="1267" w:type="dxa"/>
+            <w:tcMar/>
           </w:tcPr>
           <w:p>
             <w:pPr>
@@ -4791,7 +4884,8 @@
           <w:tcPr>
             <w:tcW w:w="6727" w:type="dxa"/>
             <w:gridSpan w:val="2"/>
-            <w:shd w:val="clear" w:color="auto" w:fill="FFFFFF"/>
+            <w:shd w:val="clear" w:color="auto" w:fill="FFFFFF" w:themeFill="background1"/>
+            <w:tcMar/>
           </w:tcPr>
           <w:p>
             <w:pPr>
@@ -4817,7 +4911,8 @@
         <w:tc>
           <w:tcPr>
             <w:tcW w:w="2160" w:type="dxa"/>
-            <w:shd w:val="clear" w:color="auto" w:fill="FFFFFF"/>
+            <w:shd w:val="clear" w:color="auto" w:fill="FFFFFF" w:themeFill="background1"/>
+            <w:tcMar/>
           </w:tcPr>
           <w:p>
             <w:pPr>
@@ -4841,8 +4936,8 @@
         </w:trPr>
         <w:tc>
           <w:tcPr>
-            <w:cnfStyle w:val="001000000000" w:firstRow="0" w:lastRow="0" w:firstColumn="1" w:lastColumn="0" w:oddVBand="0" w:evenVBand="0" w:oddHBand="0" w:evenHBand="0" w:firstRowFirstColumn="0" w:firstRowLastColumn="0" w:lastRowFirstColumn="0" w:lastRowLastColumn="0"/>
             <w:tcW w:w="1267" w:type="dxa"/>
+            <w:tcMar/>
           </w:tcPr>
           <w:p>
             <w:pPr>
@@ -4869,7 +4964,8 @@
           <w:tcPr>
             <w:tcW w:w="6727" w:type="dxa"/>
             <w:gridSpan w:val="2"/>
-            <w:shd w:val="clear" w:color="auto" w:fill="FFFFFF"/>
+            <w:shd w:val="clear" w:color="auto" w:fill="FFFFFF" w:themeFill="background1"/>
+            <w:tcMar/>
           </w:tcPr>
           <w:p>
             <w:pPr>
@@ -4895,7 +4991,8 @@
         <w:tc>
           <w:tcPr>
             <w:tcW w:w="2160" w:type="dxa"/>
-            <w:shd w:val="clear" w:color="auto" w:fill="FFFFFF"/>
+            <w:shd w:val="clear" w:color="auto" w:fill="FFFFFF" w:themeFill="background1"/>
+            <w:tcMar/>
           </w:tcPr>
           <w:p>
             <w:pPr>
@@ -4918,8 +5015,8 @@
         </w:trPr>
         <w:tc>
           <w:tcPr>
-            <w:cnfStyle w:val="001000000000" w:firstRow="0" w:lastRow="0" w:firstColumn="1" w:lastColumn="0" w:oddVBand="0" w:evenVBand="0" w:oddHBand="0" w:evenHBand="0" w:firstRowFirstColumn="0" w:firstRowLastColumn="0" w:lastRowFirstColumn="0" w:lastRowLastColumn="0"/>
             <w:tcW w:w="1267" w:type="dxa"/>
+            <w:tcMar/>
           </w:tcPr>
           <w:p>
             <w:pPr>
@@ -4946,7 +5043,8 @@
           <w:tcPr>
             <w:tcW w:w="6727" w:type="dxa"/>
             <w:gridSpan w:val="2"/>
-            <w:shd w:val="clear" w:color="auto" w:fill="FFFFFF"/>
+            <w:shd w:val="clear" w:color="auto" w:fill="FFFFFF" w:themeFill="background1"/>
+            <w:tcMar/>
           </w:tcPr>
           <w:p>
             <w:pPr>
@@ -4972,7 +5070,8 @@
         <w:tc>
           <w:tcPr>
             <w:tcW w:w="2160" w:type="dxa"/>
-            <w:shd w:val="clear" w:color="auto" w:fill="FFFFFF"/>
+            <w:shd w:val="clear" w:color="auto" w:fill="FFFFFF" w:themeFill="background1"/>
+            <w:tcMar/>
           </w:tcPr>
           <w:p>
             <w:pPr>
@@ -5005,9 +5104,9 @@
         </w:trPr>
         <w:tc>
           <w:tcPr>
-            <w:cnfStyle w:val="001000000000" w:firstRow="0" w:lastRow="0" w:firstColumn="1" w:lastColumn="0" w:oddVBand="0" w:evenVBand="0" w:oddHBand="0" w:evenHBand="0" w:firstRowFirstColumn="0" w:firstRowLastColumn="0" w:lastRowFirstColumn="0" w:lastRowLastColumn="0"/>
             <w:tcW w:w="2534" w:type="dxa"/>
             <w:gridSpan w:val="2"/>
+            <w:tcMar/>
           </w:tcPr>
           <w:p>
             <w:pPr>
@@ -5034,7 +5133,8 @@
           <w:tcPr>
             <w:tcW w:w="7620" w:type="dxa"/>
             <w:gridSpan w:val="2"/>
-            <w:shd w:val="clear" w:color="auto" w:fill="FFFFFF"/>
+            <w:shd w:val="clear" w:color="auto" w:fill="FFFFFF" w:themeFill="background1"/>
+            <w:tcMar/>
           </w:tcPr>
           <w:p>
             <w:pPr>
@@ -5087,10 +5187,10 @@
         </w:trPr>
         <w:tc>
           <w:tcPr>
-            <w:cnfStyle w:val="001000000000" w:firstRow="0" w:lastRow="0" w:firstColumn="1" w:lastColumn="0" w:oddVBand="0" w:evenVBand="0" w:oddHBand="0" w:evenHBand="0" w:firstRowFirstColumn="0" w:firstRowLastColumn="0" w:lastRowFirstColumn="0" w:lastRowLastColumn="0"/>
             <w:tcW w:w="2534" w:type="dxa"/>
             <w:gridSpan w:val="2"/>
             <w:shd w:val="clear" w:color="auto" w:fill="FBE5D5"/>
+            <w:tcMar/>
           </w:tcPr>
           <w:p>
             <w:pPr>
@@ -5117,7 +5217,8 @@
           <w:tcPr>
             <w:tcW w:w="7620" w:type="dxa"/>
             <w:gridSpan w:val="2"/>
-            <w:shd w:val="clear" w:color="auto" w:fill="FFFFFF"/>
+            <w:shd w:val="clear" w:color="auto" w:fill="FFFFFF" w:themeFill="background1"/>
+            <w:tcMar/>
           </w:tcPr>
           <w:p>
             <w:pPr>
@@ -5160,9 +5261,9 @@
         </w:trPr>
         <w:tc>
           <w:tcPr>
-            <w:cnfStyle w:val="001000000000" w:firstRow="0" w:lastRow="0" w:firstColumn="1" w:lastColumn="0" w:oddVBand="0" w:evenVBand="0" w:oddHBand="0" w:evenHBand="0" w:firstRowFirstColumn="0" w:firstRowLastColumn="0" w:lastRowFirstColumn="0" w:lastRowLastColumn="0"/>
             <w:tcW w:w="2534" w:type="dxa"/>
             <w:gridSpan w:val="2"/>
+            <w:tcMar/>
           </w:tcPr>
           <w:p>
             <w:pPr>
@@ -5189,6 +5290,7 @@
           <w:tcPr>
             <w:tcW w:w="7620" w:type="dxa"/>
             <w:gridSpan w:val="2"/>
+            <w:tcMar/>
           </w:tcPr>
           <w:p>
             <w:pPr>
@@ -5223,8 +5325,8 @@
         </w:trPr>
         <w:tc>
           <w:tcPr>
-            <w:cnfStyle w:val="001000000000" w:firstRow="0" w:lastRow="0" w:firstColumn="1" w:lastColumn="0" w:oddVBand="0" w:evenVBand="0" w:oddHBand="0" w:evenHBand="0" w:firstRowFirstColumn="0" w:firstRowLastColumn="0" w:lastRowFirstColumn="0" w:lastRowLastColumn="0"/>
             <w:tcW w:w="1267" w:type="dxa"/>
+            <w:tcMar/>
           </w:tcPr>
           <w:p>
             <w:pPr>
@@ -5251,7 +5353,8 @@
           <w:tcPr>
             <w:tcW w:w="6727" w:type="dxa"/>
             <w:gridSpan w:val="2"/>
-            <w:shd w:val="clear" w:color="auto" w:fill="FFFFFF"/>
+            <w:shd w:val="clear" w:color="auto" w:fill="FFFFFF" w:themeFill="background1"/>
+            <w:tcMar/>
           </w:tcPr>
           <w:p>
             <w:pPr>
@@ -5277,7 +5380,8 @@
         <w:tc>
           <w:tcPr>
             <w:tcW w:w="2160" w:type="dxa"/>
-            <w:shd w:val="clear" w:color="auto" w:fill="FFFFFF"/>
+            <w:shd w:val="clear" w:color="auto" w:fill="FFFFFF" w:themeFill="background1"/>
+            <w:tcMar/>
           </w:tcPr>
           <w:p>
             <w:pPr>
@@ -5301,8 +5405,8 @@
         </w:trPr>
         <w:tc>
           <w:tcPr>
-            <w:cnfStyle w:val="001000000000" w:firstRow="0" w:lastRow="0" w:firstColumn="1" w:lastColumn="0" w:oddVBand="0" w:evenVBand="0" w:oddHBand="0" w:evenHBand="0" w:firstRowFirstColumn="0" w:firstRowLastColumn="0" w:lastRowFirstColumn="0" w:lastRowLastColumn="0"/>
             <w:tcW w:w="1267" w:type="dxa"/>
+            <w:tcMar/>
           </w:tcPr>
           <w:p>
             <w:pPr>
@@ -5329,7 +5433,8 @@
           <w:tcPr>
             <w:tcW w:w="6727" w:type="dxa"/>
             <w:gridSpan w:val="2"/>
-            <w:shd w:val="clear" w:color="auto" w:fill="FFFFFF"/>
+            <w:shd w:val="clear" w:color="auto" w:fill="FFFFFF" w:themeFill="background1"/>
+            <w:tcMar/>
           </w:tcPr>
           <w:p>
             <w:pPr>
@@ -5355,7 +5460,8 @@
         <w:tc>
           <w:tcPr>
             <w:tcW w:w="2160" w:type="dxa"/>
-            <w:shd w:val="clear" w:color="auto" w:fill="FFFFFF"/>
+            <w:shd w:val="clear" w:color="auto" w:fill="FFFFFF" w:themeFill="background1"/>
+            <w:tcMar/>
           </w:tcPr>
           <w:p>
             <w:pPr>
@@ -5387,8 +5493,8 @@
         </w:trPr>
         <w:tc>
           <w:tcPr>
-            <w:cnfStyle w:val="001000000000" w:firstRow="0" w:lastRow="0" w:firstColumn="1" w:lastColumn="0" w:oddVBand="0" w:evenVBand="0" w:oddHBand="0" w:evenHBand="0" w:firstRowFirstColumn="0" w:firstRowLastColumn="0" w:lastRowFirstColumn="0" w:lastRowLastColumn="0"/>
             <w:tcW w:w="1267" w:type="dxa"/>
+            <w:tcMar/>
           </w:tcPr>
           <w:p>
             <w:pPr>
@@ -5415,7 +5521,8 @@
           <w:tcPr>
             <w:tcW w:w="6727" w:type="dxa"/>
             <w:gridSpan w:val="2"/>
-            <w:shd w:val="clear" w:color="auto" w:fill="FFFFFF"/>
+            <w:shd w:val="clear" w:color="auto" w:fill="FFFFFF" w:themeFill="background1"/>
+            <w:tcMar/>
           </w:tcPr>
           <w:p>
             <w:pPr>
@@ -5441,7 +5548,8 @@
         <w:tc>
           <w:tcPr>
             <w:tcW w:w="2160" w:type="dxa"/>
-            <w:shd w:val="clear" w:color="auto" w:fill="FFFFFF"/>
+            <w:shd w:val="clear" w:color="auto" w:fill="FFFFFF" w:themeFill="background1"/>
+            <w:tcMar/>
           </w:tcPr>
           <w:p>
             <w:pPr>
@@ -5465,8 +5573,8 @@
         </w:trPr>
         <w:tc>
           <w:tcPr>
-            <w:cnfStyle w:val="001000000000" w:firstRow="0" w:lastRow="0" w:firstColumn="1" w:lastColumn="0" w:oddVBand="0" w:evenVBand="0" w:oddHBand="0" w:evenHBand="0" w:firstRowFirstColumn="0" w:firstRowLastColumn="0" w:lastRowFirstColumn="0" w:lastRowLastColumn="0"/>
             <w:tcW w:w="1267" w:type="dxa"/>
+            <w:tcMar/>
           </w:tcPr>
           <w:p>
             <w:pPr>
@@ -5493,7 +5601,8 @@
           <w:tcPr>
             <w:tcW w:w="6727" w:type="dxa"/>
             <w:gridSpan w:val="2"/>
-            <w:shd w:val="clear" w:color="auto" w:fill="FFFFFF"/>
+            <w:shd w:val="clear" w:color="auto" w:fill="FFFFFF" w:themeFill="background1"/>
+            <w:tcMar/>
           </w:tcPr>
           <w:p>
             <w:pPr>
@@ -5519,7 +5628,8 @@
         <w:tc>
           <w:tcPr>
             <w:tcW w:w="2160" w:type="dxa"/>
-            <w:shd w:val="clear" w:color="auto" w:fill="FFFFFF"/>
+            <w:shd w:val="clear" w:color="auto" w:fill="FFFFFF" w:themeFill="background1"/>
+            <w:tcMar/>
           </w:tcPr>
           <w:p>
             <w:pPr>
@@ -5542,10 +5652,10 @@
         </w:trPr>
         <w:tc>
           <w:tcPr>
-            <w:cnfStyle w:val="001000000000" w:firstRow="0" w:lastRow="0" w:firstColumn="1" w:lastColumn="0" w:oddVBand="0" w:evenVBand="0" w:oddHBand="0" w:evenHBand="0" w:firstRowFirstColumn="0" w:firstRowLastColumn="0" w:lastRowFirstColumn="0" w:lastRowLastColumn="0"/>
             <w:tcW w:w="2534" w:type="dxa"/>
             <w:gridSpan w:val="2"/>
             <w:shd w:val="clear" w:color="auto" w:fill="FBE5D5"/>
+            <w:tcMar/>
           </w:tcPr>
           <w:p>
             <w:pPr>
@@ -5572,7 +5682,8 @@
           <w:tcPr>
             <w:tcW w:w="7620" w:type="dxa"/>
             <w:gridSpan w:val="2"/>
-            <w:shd w:val="clear" w:color="auto" w:fill="FFFFFF"/>
+            <w:shd w:val="clear" w:color="auto" w:fill="FFFFFF" w:themeFill="background1"/>
+            <w:tcMar/>
           </w:tcPr>
           <w:p>
             <w:pPr>
@@ -5626,9 +5737,9 @@
         </w:trPr>
         <w:tc>
           <w:tcPr>
-            <w:cnfStyle w:val="001000000000" w:firstRow="0" w:lastRow="0" w:firstColumn="1" w:lastColumn="0" w:oddVBand="0" w:evenVBand="0" w:oddHBand="0" w:evenHBand="0" w:firstRowFirstColumn="0" w:firstRowLastColumn="0" w:lastRowFirstColumn="0" w:lastRowLastColumn="0"/>
             <w:tcW w:w="2534" w:type="dxa"/>
             <w:gridSpan w:val="2"/>
+            <w:tcMar/>
           </w:tcPr>
           <w:p>
             <w:pPr>
@@ -5655,7 +5766,8 @@
           <w:tcPr>
             <w:tcW w:w="7620" w:type="dxa"/>
             <w:gridSpan w:val="2"/>
-            <w:shd w:val="clear" w:color="auto" w:fill="FFFFFF"/>
+            <w:shd w:val="clear" w:color="auto" w:fill="FFFFFF" w:themeFill="background1"/>
+            <w:tcMar/>
           </w:tcPr>
           <w:p>
             <w:pPr>
@@ -5705,10 +5817,10 @@
         </w:trPr>
         <w:tc>
           <w:tcPr>
-            <w:cnfStyle w:val="001000000000" w:firstRow="0" w:lastRow="0" w:firstColumn="1" w:lastColumn="0" w:oddVBand="0" w:evenVBand="0" w:oddHBand="0" w:evenHBand="0" w:firstRowFirstColumn="0" w:firstRowLastColumn="0" w:lastRowFirstColumn="0" w:lastRowLastColumn="0"/>
             <w:tcW w:w="2534" w:type="dxa"/>
             <w:gridSpan w:val="2"/>
             <w:shd w:val="clear" w:color="auto" w:fill="FBE5D5"/>
+            <w:tcMar/>
           </w:tcPr>
           <w:p>
             <w:pPr>
@@ -5736,6 +5848,7 @@
             <w:tcW w:w="7620" w:type="dxa"/>
             <w:gridSpan w:val="2"/>
             <w:shd w:val="clear" w:color="auto" w:fill="FBE5D5"/>
+            <w:tcMar/>
           </w:tcPr>
           <w:p>
             <w:pPr>
@@ -5771,8 +5884,8 @@
         </w:trPr>
         <w:tc>
           <w:tcPr>
-            <w:cnfStyle w:val="001000000000" w:firstRow="0" w:lastRow="0" w:firstColumn="1" w:lastColumn="0" w:oddVBand="0" w:evenVBand="0" w:oddHBand="0" w:evenHBand="0" w:firstRowFirstColumn="0" w:firstRowLastColumn="0" w:lastRowFirstColumn="0" w:lastRowLastColumn="0"/>
             <w:tcW w:w="1267" w:type="dxa"/>
+            <w:tcMar/>
           </w:tcPr>
           <w:p>
             <w:pPr>
@@ -5799,7 +5912,8 @@
           <w:tcPr>
             <w:tcW w:w="6727" w:type="dxa"/>
             <w:gridSpan w:val="2"/>
-            <w:shd w:val="clear" w:color="auto" w:fill="FFFFFF"/>
+            <w:shd w:val="clear" w:color="auto" w:fill="FFFFFF" w:themeFill="background1"/>
+            <w:tcMar/>
           </w:tcPr>
           <w:p>
             <w:pPr>
@@ -5825,7 +5939,8 @@
         <w:tc>
           <w:tcPr>
             <w:tcW w:w="2160" w:type="dxa"/>
-            <w:shd w:val="clear" w:color="auto" w:fill="FFFFFF"/>
+            <w:shd w:val="clear" w:color="auto" w:fill="FFFFFF" w:themeFill="background1"/>
+            <w:tcMar/>
           </w:tcPr>
           <w:p>
             <w:pPr>
@@ -5848,8 +5963,8 @@
         </w:trPr>
         <w:tc>
           <w:tcPr>
-            <w:cnfStyle w:val="001000000000" w:firstRow="0" w:lastRow="0" w:firstColumn="1" w:lastColumn="0" w:oddVBand="0" w:evenVBand="0" w:oddHBand="0" w:evenHBand="0" w:firstRowFirstColumn="0" w:firstRowLastColumn="0" w:lastRowFirstColumn="0" w:lastRowLastColumn="0"/>
             <w:tcW w:w="1267" w:type="dxa"/>
+            <w:tcMar/>
           </w:tcPr>
           <w:p>
             <w:pPr>
@@ -5876,7 +5991,8 @@
           <w:tcPr>
             <w:tcW w:w="6727" w:type="dxa"/>
             <w:gridSpan w:val="2"/>
-            <w:shd w:val="clear" w:color="auto" w:fill="FFFFFF"/>
+            <w:shd w:val="clear" w:color="auto" w:fill="FFFFFF" w:themeFill="background1"/>
+            <w:tcMar/>
           </w:tcPr>
           <w:p>
             <w:pPr>
@@ -5902,7 +6018,8 @@
         <w:tc>
           <w:tcPr>
             <w:tcW w:w="2160" w:type="dxa"/>
-            <w:shd w:val="clear" w:color="auto" w:fill="FFFFFF"/>
+            <w:shd w:val="clear" w:color="auto" w:fill="FFFFFF" w:themeFill="background1"/>
+            <w:tcMar/>
           </w:tcPr>
           <w:p>
             <w:pPr>
@@ -5926,8 +6043,8 @@
         </w:trPr>
         <w:tc>
           <w:tcPr>
-            <w:cnfStyle w:val="001000000000" w:firstRow="0" w:lastRow="0" w:firstColumn="1" w:lastColumn="0" w:oddVBand="0" w:evenVBand="0" w:oddHBand="0" w:evenHBand="0" w:firstRowFirstColumn="0" w:firstRowLastColumn="0" w:lastRowFirstColumn="0" w:lastRowLastColumn="0"/>
             <w:tcW w:w="1267" w:type="dxa"/>
+            <w:tcMar/>
           </w:tcPr>
           <w:p>
             <w:pPr>
@@ -5954,7 +6071,8 @@
           <w:tcPr>
             <w:tcW w:w="6727" w:type="dxa"/>
             <w:gridSpan w:val="2"/>
-            <w:shd w:val="clear" w:color="auto" w:fill="FFFFFF"/>
+            <w:shd w:val="clear" w:color="auto" w:fill="FFFFFF" w:themeFill="background1"/>
+            <w:tcMar/>
           </w:tcPr>
           <w:p>
             <w:pPr>
@@ -5980,7 +6098,8 @@
         <w:tc>
           <w:tcPr>
             <w:tcW w:w="2160" w:type="dxa"/>
-            <w:shd w:val="clear" w:color="auto" w:fill="FFFFFF"/>
+            <w:shd w:val="clear" w:color="auto" w:fill="FFFFFF" w:themeFill="background1"/>
+            <w:tcMar/>
           </w:tcPr>
           <w:p>
             <w:pPr>
@@ -6012,8 +6131,8 @@
         </w:trPr>
         <w:tc>
           <w:tcPr>
-            <w:cnfStyle w:val="001000000000" w:firstRow="0" w:lastRow="0" w:firstColumn="1" w:lastColumn="0" w:oddVBand="0" w:evenVBand="0" w:oddHBand="0" w:evenHBand="0" w:firstRowFirstColumn="0" w:firstRowLastColumn="0" w:lastRowFirstColumn="0" w:lastRowLastColumn="0"/>
             <w:tcW w:w="1267" w:type="dxa"/>
+            <w:tcMar/>
           </w:tcPr>
           <w:p>
             <w:pPr>
@@ -6040,7 +6159,8 @@
           <w:tcPr>
             <w:tcW w:w="6727" w:type="dxa"/>
             <w:gridSpan w:val="2"/>
-            <w:shd w:val="clear" w:color="auto" w:fill="FFFFFF"/>
+            <w:shd w:val="clear" w:color="auto" w:fill="FFFFFF" w:themeFill="background1"/>
+            <w:tcMar/>
           </w:tcPr>
           <w:p>
             <w:pPr>
@@ -6066,7 +6186,8 @@
         <w:tc>
           <w:tcPr>
             <w:tcW w:w="2160" w:type="dxa"/>
-            <w:shd w:val="clear" w:color="auto" w:fill="FFFFFF"/>
+            <w:shd w:val="clear" w:color="auto" w:fill="FFFFFF" w:themeFill="background1"/>
+            <w:tcMar/>
           </w:tcPr>
           <w:p>
             <w:pPr>
@@ -6090,9 +6211,9 @@
         </w:trPr>
         <w:tc>
           <w:tcPr>
-            <w:cnfStyle w:val="001000000000" w:firstRow="0" w:lastRow="0" w:firstColumn="1" w:lastColumn="0" w:oddVBand="0" w:evenVBand="0" w:oddHBand="0" w:evenHBand="0" w:firstRowFirstColumn="0" w:firstRowLastColumn="0" w:lastRowFirstColumn="0" w:lastRowLastColumn="0"/>
             <w:tcW w:w="2534" w:type="dxa"/>
             <w:gridSpan w:val="2"/>
+            <w:tcMar/>
           </w:tcPr>
           <w:p>
             <w:pPr>
@@ -6119,7 +6240,8 @@
           <w:tcPr>
             <w:tcW w:w="7620" w:type="dxa"/>
             <w:gridSpan w:val="2"/>
-            <w:shd w:val="clear" w:color="auto" w:fill="FFFFFF"/>
+            <w:shd w:val="clear" w:color="auto" w:fill="FFFFFF" w:themeFill="background1"/>
+            <w:tcMar/>
           </w:tcPr>
           <w:p>
             <w:pPr>
@@ -6182,10 +6304,10 @@
         </w:trPr>
         <w:tc>
           <w:tcPr>
-            <w:cnfStyle w:val="001000000000" w:firstRow="0" w:lastRow="0" w:firstColumn="1" w:lastColumn="0" w:oddVBand="0" w:evenVBand="0" w:oddHBand="0" w:evenHBand="0" w:firstRowFirstColumn="0" w:firstRowLastColumn="0" w:lastRowFirstColumn="0" w:lastRowLastColumn="0"/>
             <w:tcW w:w="2534" w:type="dxa"/>
             <w:gridSpan w:val="2"/>
             <w:shd w:val="clear" w:color="auto" w:fill="FBE5D5"/>
+            <w:tcMar/>
           </w:tcPr>
           <w:p>
             <w:pPr>
@@ -6212,7 +6334,8 @@
           <w:tcPr>
             <w:tcW w:w="7620" w:type="dxa"/>
             <w:gridSpan w:val="2"/>
-            <w:shd w:val="clear" w:color="auto" w:fill="FFFFFF"/>
+            <w:shd w:val="clear" w:color="auto" w:fill="FFFFFF" w:themeFill="background1"/>
+            <w:tcMar/>
           </w:tcPr>
           <w:p>
             <w:pPr>
@@ -6262,12 +6385,12 @@
         <w:tblW w:w="10154" w:type="dxa"/>
         <w:tblInd w:w="-680" w:type="dxa"/>
         <w:tblBorders>
-          <w:top w:val="single" w:sz="4" w:space="0" w:color="F4B083"/>
-          <w:left w:val="single" w:sz="4" w:space="0" w:color="F4B083"/>
-          <w:bottom w:val="single" w:sz="4" w:space="0" w:color="F4B083"/>
-          <w:right w:val="single" w:sz="4" w:space="0" w:color="F4B083"/>
-          <w:insideH w:val="single" w:sz="4" w:space="0" w:color="F4B083"/>
-          <w:insideV w:val="single" w:sz="4" w:space="0" w:color="F4B083"/>
+          <w:top w:val="single" w:color="F4B083" w:sz="4" w:space="0"/>
+          <w:left w:val="single" w:color="F4B083" w:sz="4" w:space="0"/>
+          <w:bottom w:val="single" w:color="F4B083" w:sz="4" w:space="0"/>
+          <w:right w:val="single" w:color="F4B083" w:sz="4" w:space="0"/>
+          <w:insideH w:val="single" w:color="F4B083" w:sz="4" w:space="0"/>
+          <w:insideV w:val="single" w:color="F4B083" w:sz="4" w:space="0"/>
         </w:tblBorders>
         <w:tblLayout w:type="fixed"/>
         <w:tblLook w:val="04A0" w:firstRow="1" w:lastRow="0" w:firstColumn="1" w:lastColumn="0" w:noHBand="0" w:noVBand="1"/>
@@ -11261,12 +11384,12 @@
         <w:tblW w:w="9975" w:type="dxa"/>
         <w:tblInd w:w="-705" w:type="dxa"/>
         <w:tblBorders>
-          <w:top w:val="single" w:sz="8" w:space="0" w:color="000000"/>
-          <w:left w:val="single" w:sz="8" w:space="0" w:color="000000"/>
-          <w:bottom w:val="single" w:sz="8" w:space="0" w:color="000000"/>
-          <w:right w:val="single" w:sz="8" w:space="0" w:color="000000"/>
-          <w:insideH w:val="single" w:sz="8" w:space="0" w:color="000000"/>
-          <w:insideV w:val="single" w:sz="8" w:space="0" w:color="000000"/>
+          <w:top w:val="single" w:color="000000" w:sz="8" w:space="0"/>
+          <w:left w:val="single" w:color="000000" w:sz="8" w:space="0"/>
+          <w:bottom w:val="single" w:color="000000" w:sz="8" w:space="0"/>
+          <w:right w:val="single" w:color="000000" w:sz="8" w:space="0"/>
+          <w:insideH w:val="single" w:color="000000" w:sz="8" w:space="0"/>
+          <w:insideV w:val="single" w:color="000000" w:sz="8" w:space="0"/>
         </w:tblBorders>
         <w:tblLayout w:type="fixed"/>
         <w:tblLook w:val="0600" w:firstRow="0" w:lastRow="0" w:firstColumn="0" w:lastColumn="0" w:noHBand="1" w:noVBand="1"/>
@@ -11285,10 +11408,10 @@
             <w:tcW w:w="9975" w:type="dxa"/>
             <w:gridSpan w:val="3"/>
             <w:tcBorders>
-              <w:top w:val="single" w:sz="8" w:space="0" w:color="F4B083"/>
-              <w:left w:val="single" w:sz="8" w:space="0" w:color="F4B083"/>
-              <w:bottom w:val="single" w:sz="8" w:space="0" w:color="F4B083"/>
-              <w:right w:val="single" w:sz="8" w:space="0" w:color="F4B083"/>
+              <w:top w:val="single" w:color="F4B083" w:sz="8" w:space="0"/>
+              <w:left w:val="single" w:color="F4B083" w:sz="8" w:space="0"/>
+              <w:bottom w:val="single" w:color="F4B083" w:sz="8" w:space="0"/>
+              <w:right w:val="single" w:color="F4B083" w:sz="8" w:space="0"/>
             </w:tcBorders>
             <w:shd w:val="clear" w:color="auto" w:fill="FFE599"/>
             <w:tcMar>
@@ -11328,10 +11451,10 @@
           <w:tcPr>
             <w:tcW w:w="3465" w:type="dxa"/>
             <w:tcBorders>
-              <w:top w:val="single" w:sz="8" w:space="0" w:color="F4B083"/>
-              <w:left w:val="single" w:sz="8" w:space="0" w:color="F4B083"/>
-              <w:bottom w:val="single" w:sz="8" w:space="0" w:color="F4B083"/>
-              <w:right w:val="single" w:sz="8" w:space="0" w:color="F4B083"/>
+              <w:top w:val="single" w:color="F4B083" w:sz="8" w:space="0"/>
+              <w:left w:val="single" w:color="F4B083" w:sz="8" w:space="0"/>
+              <w:bottom w:val="single" w:color="F4B083" w:sz="8" w:space="0"/>
+              <w:right w:val="single" w:color="F4B083" w:sz="8" w:space="0"/>
             </w:tcBorders>
             <w:tcMar>
               <w:top w:w="100" w:type="dxa"/>
@@ -11356,10 +11479,10 @@
           <w:tcPr>
             <w:tcW w:w="3090" w:type="dxa"/>
             <w:tcBorders>
-              <w:top w:val="single" w:sz="8" w:space="0" w:color="F4B083"/>
-              <w:left w:val="single" w:sz="8" w:space="0" w:color="F4B083"/>
-              <w:bottom w:val="single" w:sz="8" w:space="0" w:color="F4B083"/>
-              <w:right w:val="single" w:sz="8" w:space="0" w:color="F4B083"/>
+              <w:top w:val="single" w:color="F4B083" w:sz="8" w:space="0"/>
+              <w:left w:val="single" w:color="F4B083" w:sz="8" w:space="0"/>
+              <w:bottom w:val="single" w:color="F4B083" w:sz="8" w:space="0"/>
+              <w:right w:val="single" w:color="F4B083" w:sz="8" w:space="0"/>
             </w:tcBorders>
             <w:tcMar>
               <w:top w:w="100" w:type="dxa"/>
@@ -11393,10 +11516,10 @@
           <w:tcPr>
             <w:tcW w:w="3420" w:type="dxa"/>
             <w:tcBorders>
-              <w:top w:val="single" w:sz="8" w:space="0" w:color="F4B083"/>
-              <w:left w:val="single" w:sz="8" w:space="0" w:color="F4B083"/>
-              <w:bottom w:val="single" w:sz="8" w:space="0" w:color="F4B083"/>
-              <w:right w:val="single" w:sz="8" w:space="0" w:color="F4B083"/>
+              <w:top w:val="single" w:color="F4B083" w:sz="8" w:space="0"/>
+              <w:left w:val="single" w:color="F4B083" w:sz="8" w:space="0"/>
+              <w:bottom w:val="single" w:color="F4B083" w:sz="8" w:space="0"/>
+              <w:right w:val="single" w:color="F4B083" w:sz="8" w:space="0"/>
             </w:tcBorders>
             <w:tcMar>
               <w:top w:w="100" w:type="dxa"/>
@@ -11435,10 +11558,10 @@
           <w:tcPr>
             <w:tcW w:w="3465" w:type="dxa"/>
             <w:tcBorders>
-              <w:top w:val="single" w:sz="8" w:space="0" w:color="F4B083"/>
-              <w:left w:val="single" w:sz="8" w:space="0" w:color="F4B083"/>
-              <w:bottom w:val="single" w:sz="8" w:space="0" w:color="F4B083"/>
-              <w:right w:val="single" w:sz="8" w:space="0" w:color="F4B083"/>
+              <w:top w:val="single" w:color="F4B083" w:sz="8" w:space="0"/>
+              <w:left w:val="single" w:color="F4B083" w:sz="8" w:space="0"/>
+              <w:bottom w:val="single" w:color="F4B083" w:sz="8" w:space="0"/>
+              <w:right w:val="single" w:color="F4B083" w:sz="8" w:space="0"/>
             </w:tcBorders>
             <w:tcMar>
               <w:top w:w="100" w:type="dxa"/>
@@ -11481,10 +11604,10 @@
           <w:tcPr>
             <w:tcW w:w="3090" w:type="dxa"/>
             <w:tcBorders>
-              <w:top w:val="single" w:sz="8" w:space="0" w:color="F4B083"/>
-              <w:left w:val="single" w:sz="8" w:space="0" w:color="F4B083"/>
-              <w:bottom w:val="single" w:sz="8" w:space="0" w:color="F4B083"/>
-              <w:right w:val="single" w:sz="8" w:space="0" w:color="F4B083"/>
+              <w:top w:val="single" w:color="F4B083" w:sz="8" w:space="0"/>
+              <w:left w:val="single" w:color="F4B083" w:sz="8" w:space="0"/>
+              <w:bottom w:val="single" w:color="F4B083" w:sz="8" w:space="0"/>
+              <w:right w:val="single" w:color="F4B083" w:sz="8" w:space="0"/>
             </w:tcBorders>
             <w:tcMar>
               <w:top w:w="100" w:type="dxa"/>
@@ -11530,10 +11653,10 @@
           <w:tcPr>
             <w:tcW w:w="3420" w:type="dxa"/>
             <w:tcBorders>
-              <w:top w:val="single" w:sz="8" w:space="0" w:color="F4B083"/>
-              <w:left w:val="single" w:sz="8" w:space="0" w:color="F4B083"/>
-              <w:bottom w:val="single" w:sz="8" w:space="0" w:color="F4B083"/>
-              <w:right w:val="single" w:sz="8" w:space="0" w:color="F4B083"/>
+              <w:top w:val="single" w:color="F4B083" w:sz="8" w:space="0"/>
+              <w:left w:val="single" w:color="F4B083" w:sz="8" w:space="0"/>
+              <w:bottom w:val="single" w:color="F4B083" w:sz="8" w:space="0"/>
+              <w:right w:val="single" w:color="F4B083" w:sz="8" w:space="0"/>
             </w:tcBorders>
             <w:tcMar>
               <w:top w:w="100" w:type="dxa"/>
@@ -11570,10 +11693,10 @@
           <w:tcPr>
             <w:tcW w:w="3465" w:type="dxa"/>
             <w:tcBorders>
-              <w:top w:val="single" w:sz="8" w:space="0" w:color="F4B083"/>
-              <w:left w:val="single" w:sz="8" w:space="0" w:color="F4B083"/>
-              <w:bottom w:val="single" w:sz="8" w:space="0" w:color="F4B083"/>
-              <w:right w:val="single" w:sz="8" w:space="0" w:color="F4B083"/>
+              <w:top w:val="single" w:color="F4B083" w:sz="8" w:space="0"/>
+              <w:left w:val="single" w:color="F4B083" w:sz="8" w:space="0"/>
+              <w:bottom w:val="single" w:color="F4B083" w:sz="8" w:space="0"/>
+              <w:right w:val="single" w:color="F4B083" w:sz="8" w:space="0"/>
             </w:tcBorders>
             <w:tcMar>
               <w:top w:w="100" w:type="dxa"/>
@@ -11643,10 +11766,10 @@
           <w:tcPr>
             <w:tcW w:w="3090" w:type="dxa"/>
             <w:tcBorders>
-              <w:top w:val="single" w:sz="8" w:space="0" w:color="F4B083"/>
-              <w:left w:val="single" w:sz="8" w:space="0" w:color="F4B083"/>
-              <w:bottom w:val="single" w:sz="8" w:space="0" w:color="F4B083"/>
-              <w:right w:val="single" w:sz="8" w:space="0" w:color="F4B083"/>
+              <w:top w:val="single" w:color="F4B083" w:sz="8" w:space="0"/>
+              <w:left w:val="single" w:color="F4B083" w:sz="8" w:space="0"/>
+              <w:bottom w:val="single" w:color="F4B083" w:sz="8" w:space="0"/>
+              <w:right w:val="single" w:color="F4B083" w:sz="8" w:space="0"/>
             </w:tcBorders>
             <w:tcMar>
               <w:top w:w="100" w:type="dxa"/>
@@ -11680,10 +11803,10 @@
           <w:tcPr>
             <w:tcW w:w="3420" w:type="dxa"/>
             <w:tcBorders>
-              <w:top w:val="single" w:sz="8" w:space="0" w:color="F4B083"/>
-              <w:left w:val="single" w:sz="8" w:space="0" w:color="F4B083"/>
-              <w:bottom w:val="single" w:sz="8" w:space="0" w:color="F4B083"/>
-              <w:right w:val="single" w:sz="8" w:space="0" w:color="F4B083"/>
+              <w:top w:val="single" w:color="F4B083" w:sz="8" w:space="0"/>
+              <w:left w:val="single" w:color="F4B083" w:sz="8" w:space="0"/>
+              <w:bottom w:val="single" w:color="F4B083" w:sz="8" w:space="0"/>
+              <w:right w:val="single" w:color="F4B083" w:sz="8" w:space="0"/>
             </w:tcBorders>
             <w:tcMar>
               <w:top w:w="100" w:type="dxa"/>
@@ -11734,7 +11857,7 @@
     </w:p>
     <w:sectPr>
       <w:headerReference w:type="default" r:id="rId11"/>
-      <w:pgSz w:w="11909" w:h="16834"/>
+      <w:pgSz w:w="11909" w:h="16834" w:orient="portrait"/>
       <w:pgMar w:top="1440" w:right="1440" w:bottom="1440" w:left="1440" w:header="720" w:footer="720" w:gutter="0"/>
       <w:pgNumType w:start="1"/>
       <w:cols w:space="720"/>
@@ -11794,7 +11917,7 @@
 </file>
 
 <file path=word/header1.xml><?xml version="1.0" encoding="utf-8"?>
-<w:hdr xmlns:wpc="http://schemas.microsoft.com/office/word/2010/wordprocessingCanvas" xmlns:cx="http://schemas.microsoft.com/office/drawing/2014/chartex" xmlns:cx1="http://schemas.microsoft.com/office/drawing/2015/9/8/chartex" xmlns:cx2="http://schemas.microsoft.com/office/drawing/2015/10/21/chartex" xmlns:cx3="http://schemas.microsoft.com/office/drawing/2016/5/9/chartex" xmlns:cx4="http://schemas.microsoft.com/office/drawing/2016/5/10/chartex" xmlns:cx5="http://schemas.microsoft.com/office/drawing/2016/5/11/chartex" xmlns:cx6="http://schemas.microsoft.com/office/drawing/2016/5/12/chartex" xmlns:cx7="http://schemas.microsoft.com/office/drawing/2016/5/13/chartex" xmlns:cx8="http://schemas.microsoft.com/office/drawing/2016/5/14/chartex" xmlns:mc="http://schemas.openxmlformats.org/markup-compatibility/2006" xmlns:aink="http://schemas.microsoft.com/office/drawing/2016/ink" xmlns:am3d="http://schemas.microsoft.com/office/drawing/2017/model3d" xmlns:o="urn:schemas-microsoft-com:office:office" xmlns:oel="http://schemas.microsoft.com/office/2019/extlst" xmlns:r="http://schemas.openxmlformats.org/officeDocument/2006/relationships" xmlns:m="http://schemas.openxmlformats.org/officeDocument/2006/math" xmlns:v="urn:schemas-microsoft-com:vml" xmlns:wp14="http://schemas.microsoft.com/office/word/2010/wordprocessingDrawing" xmlns:wp="http://schemas.openxmlformats.org/drawingml/2006/wordprocessingDrawing" xmlns:w10="urn:schemas-microsoft-com:office:word" xmlns:w="http://schemas.openxmlformats.org/wordprocessingml/2006/main" xmlns:w14="http://schemas.microsoft.com/office/word/2010/wordml" xmlns:w15="http://schemas.microsoft.com/office/word/2012/wordml" xmlns:w16cex="http://schemas.microsoft.com/office/word/2018/wordml/cex" xmlns:w16cid="http://schemas.microsoft.com/office/word/2016/wordml/cid" xmlns:w16="http://schemas.microsoft.com/office/word/2018/wordml" xmlns:w16du="http://schemas.microsoft.com/office/word/2023/wordml/word16du" xmlns:w16sdtdh="http://schemas.microsoft.com/office/word/2020/wordml/sdtdatahash" xmlns:w16sdtfl="http://schemas.microsoft.com/office/word/2024/wordml/sdtformatlock" xmlns:w16se="http://schemas.microsoft.com/office/word/2015/wordml/symex" xmlns:wpg="http://schemas.microsoft.com/office/word/2010/wordprocessingGroup" xmlns:wpi="http://schemas.microsoft.com/office/word/2010/wordprocessingInk" xmlns:wne="http://schemas.microsoft.com/office/word/2006/wordml" xmlns:wps="http://schemas.microsoft.com/office/word/2010/wordprocessingShape" mc:Ignorable="w14 w15 w16se w16cid w16 w16cex w16sdtdh w16sdtfl w16du wp14">
+<w:hdr xmlns:wpc="http://schemas.microsoft.com/office/word/2010/wordprocessingCanvas" xmlns:cx="http://schemas.microsoft.com/office/drawing/2014/chartex" xmlns:cx1="http://schemas.microsoft.com/office/drawing/2015/9/8/chartex" xmlns:cx2="http://schemas.microsoft.com/office/drawing/2015/10/21/chartex" xmlns:cx3="http://schemas.microsoft.com/office/drawing/2016/5/9/chartex" xmlns:cx4="http://schemas.microsoft.com/office/drawing/2016/5/10/chartex" xmlns:cx5="http://schemas.microsoft.com/office/drawing/2016/5/11/chartex" xmlns:cx6="http://schemas.microsoft.com/office/drawing/2016/5/12/chartex" xmlns:cx7="http://schemas.microsoft.com/office/drawing/2016/5/13/chartex" xmlns:cx8="http://schemas.microsoft.com/office/drawing/2016/5/14/chartex" xmlns:mc="http://schemas.openxmlformats.org/markup-compatibility/2006" xmlns:aink="http://schemas.microsoft.com/office/drawing/2016/ink" xmlns:am3d="http://schemas.microsoft.com/office/drawing/2017/model3d" xmlns:o="urn:schemas-microsoft-com:office:office" xmlns:oel="http://schemas.microsoft.com/office/2019/extlst" xmlns:r="http://schemas.openxmlformats.org/officeDocument/2006/relationships" xmlns:m="http://schemas.openxmlformats.org/officeDocument/2006/math" xmlns:v="urn:schemas-microsoft-com:vml" xmlns:wp14="http://schemas.microsoft.com/office/word/2010/wordprocessingDrawing" xmlns:wp="http://schemas.openxmlformats.org/drawingml/2006/wordprocessingDrawing" xmlns:w10="urn:schemas-microsoft-com:office:word" xmlns:w="http://schemas.openxmlformats.org/wordprocessingml/2006/main" xmlns:w14="http://schemas.microsoft.com/office/word/2010/wordml" xmlns:w15="http://schemas.microsoft.com/office/word/2012/wordml" xmlns:w16cex="http://schemas.microsoft.com/office/word/2018/wordml/cex" xmlns:w16cid="http://schemas.microsoft.com/office/word/2016/wordml/cid" xmlns:w16="http://schemas.microsoft.com/office/word/2018/wordml" xmlns:w16du="http://schemas.microsoft.com/office/word/2023/wordml/word16du" xmlns:w16sdtdh="http://schemas.microsoft.com/office/word/2020/wordml/sdtdatahash" xmlns:w16sdtfl="http://schemas.microsoft.com/office/word/2024/wordml/sdtformatlock" xmlns:w16se="http://schemas.microsoft.com/office/word/2015/wordml/symex" xmlns:wpg="http://schemas.microsoft.com/office/word/2010/wordprocessingGroup" xmlns:wpi="http://schemas.microsoft.com/office/word/2010/wordprocessingInk" xmlns:wne="http://schemas.microsoft.com/office/word/2006/wordml" xmlns:wps="http://schemas.microsoft.com/office/word/2010/wordprocessingShape" xmlns:a="http://schemas.openxmlformats.org/drawingml/2006/main" xmlns:pic="http://schemas.openxmlformats.org/drawingml/2006/picture" mc:Ignorable="w14 w15 w16se w16cid w16 w16cex w16sdtdh w16sdtfl w16du wp14">
   <w:p>
     <w:pPr>
       <w:pBdr>
@@ -11947,7 +12070,7 @@
         </mc:Choice>
         <mc:Fallback>
           <w:pict>
-            <v:rect w14:anchorId="4CD7B852" id="Rectángulo 1" o:spid="_x0000_s1026" style="position:absolute;margin-left:-54pt;margin-top:-14.4pt;width:460.5pt;height:112.3pt;z-index:251659264;visibility:visible;mso-wrap-style:square;mso-wrap-distance-left:9pt;mso-wrap-distance-top:3.6pt;mso-wrap-distance-right:9pt;mso-wrap-distance-bottom:3.6pt;mso-position-horizontal:absolute;mso-position-horizontal-relative:text;mso-position-vertical:absolute;mso-position-vertical-relative:text;v-text-anchor:top" o:gfxdata="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" filled="f" stroked="f">
+            <v:rect id="Rectángulo 1" style="position:absolute;margin-left:-54pt;margin-top:-14.4pt;width:460.5pt;height:112.3pt;z-index:251659264;visibility:visible;mso-wrap-style:square;mso-wrap-distance-left:9pt;mso-wrap-distance-top:3.6pt;mso-wrap-distance-right:9pt;mso-wrap-distance-bottom:3.6pt;mso-position-horizontal:absolute;mso-position-horizontal-relative:text;mso-position-vertical:absolute;mso-position-vertical-relative:text;v-text-anchor:top" o:spid="_x0000_s1026" filled="f" stroked="f" w14:anchorId="4CD7B852" o:gfxdata="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">
               <v:textbox inset="2.53958mm,1.2694mm,2.53958mm,1.2694mm">
                 <w:txbxContent>
                   <w:p>
@@ -12009,7 +12132,7 @@
         <w:ind w:left="720" w:hanging="360"/>
       </w:pPr>
       <w:rPr>
-        <w:rFonts w:ascii="Symbol" w:hAnsi="Symbol" w:hint="default"/>
+        <w:rFonts w:hint="default" w:ascii="Symbol" w:hAnsi="Symbol"/>
       </w:rPr>
     </w:lvl>
     <w:lvl w:ilvl="1" w:tplc="04090003" w:tentative="1">
@@ -12021,7 +12144,7 @@
         <w:ind w:left="1440" w:hanging="360"/>
       </w:pPr>
       <w:rPr>
-        <w:rFonts w:ascii="Courier New" w:hAnsi="Courier New" w:cs="Courier New" w:hint="default"/>
+        <w:rFonts w:hint="default" w:ascii="Courier New" w:hAnsi="Courier New" w:cs="Courier New"/>
       </w:rPr>
     </w:lvl>
     <w:lvl w:ilvl="2" w:tplc="04090005" w:tentative="1">
@@ -12033,7 +12156,7 @@
         <w:ind w:left="2160" w:hanging="360"/>
       </w:pPr>
       <w:rPr>
-        <w:rFonts w:ascii="Wingdings" w:hAnsi="Wingdings" w:hint="default"/>
+        <w:rFonts w:hint="default" w:ascii="Wingdings" w:hAnsi="Wingdings"/>
       </w:rPr>
     </w:lvl>
     <w:lvl w:ilvl="3" w:tplc="04090001" w:tentative="1">
@@ -12045,7 +12168,7 @@
         <w:ind w:left="2880" w:hanging="360"/>
       </w:pPr>
       <w:rPr>
-        <w:rFonts w:ascii="Symbol" w:hAnsi="Symbol" w:hint="default"/>
+        <w:rFonts w:hint="default" w:ascii="Symbol" w:hAnsi="Symbol"/>
       </w:rPr>
     </w:lvl>
     <w:lvl w:ilvl="4" w:tplc="04090003" w:tentative="1">
@@ -12057,7 +12180,7 @@
         <w:ind w:left="3600" w:hanging="360"/>
       </w:pPr>
       <w:rPr>
-        <w:rFonts w:ascii="Courier New" w:hAnsi="Courier New" w:cs="Courier New" w:hint="default"/>
+        <w:rFonts w:hint="default" w:ascii="Courier New" w:hAnsi="Courier New" w:cs="Courier New"/>
       </w:rPr>
     </w:lvl>
     <w:lvl w:ilvl="5" w:tplc="04090005" w:tentative="1">
@@ -12069,7 +12192,7 @@
         <w:ind w:left="4320" w:hanging="360"/>
       </w:pPr>
       <w:rPr>
-        <w:rFonts w:ascii="Wingdings" w:hAnsi="Wingdings" w:hint="default"/>
+        <w:rFonts w:hint="default" w:ascii="Wingdings" w:hAnsi="Wingdings"/>
       </w:rPr>
     </w:lvl>
     <w:lvl w:ilvl="6" w:tplc="04090001" w:tentative="1">
@@ -12081,7 +12204,7 @@
         <w:ind w:left="5040" w:hanging="360"/>
       </w:pPr>
       <w:rPr>
-        <w:rFonts w:ascii="Symbol" w:hAnsi="Symbol" w:hint="default"/>
+        <w:rFonts w:hint="default" w:ascii="Symbol" w:hAnsi="Symbol"/>
       </w:rPr>
     </w:lvl>
     <w:lvl w:ilvl="7" w:tplc="04090003" w:tentative="1">
@@ -12093,7 +12216,7 @@
         <w:ind w:left="5760" w:hanging="360"/>
       </w:pPr>
       <w:rPr>
-        <w:rFonts w:ascii="Courier New" w:hAnsi="Courier New" w:cs="Courier New" w:hint="default"/>
+        <w:rFonts w:hint="default" w:ascii="Courier New" w:hAnsi="Courier New" w:cs="Courier New"/>
       </w:rPr>
     </w:lvl>
     <w:lvl w:ilvl="8" w:tplc="04090005" w:tentative="1">
@@ -12105,7 +12228,7 @@
         <w:ind w:left="6480" w:hanging="360"/>
       </w:pPr>
       <w:rPr>
-        <w:rFonts w:ascii="Wingdings" w:hAnsi="Wingdings" w:hint="default"/>
+        <w:rFonts w:hint="default" w:ascii="Wingdings" w:hAnsi="Wingdings"/>
       </w:rPr>
     </w:lvl>
   </w:abstractNum>
@@ -12122,7 +12245,7 @@
         <w:ind w:left="1080" w:hanging="360"/>
       </w:pPr>
       <w:rPr>
-        <w:rFonts w:ascii="Noto Sans Symbols" w:eastAsia="Noto Sans Symbols" w:hAnsi="Noto Sans Symbols" w:cs="Noto Sans Symbols"/>
+        <w:rFonts w:ascii="Noto Sans Symbols" w:hAnsi="Noto Sans Symbols" w:eastAsia="Noto Sans Symbols" w:cs="Noto Sans Symbols"/>
       </w:rPr>
     </w:lvl>
     <w:lvl w:ilvl="1">
@@ -12134,7 +12257,7 @@
         <w:ind w:left="1800" w:hanging="360"/>
       </w:pPr>
       <w:rPr>
-        <w:rFonts w:ascii="Courier New" w:eastAsia="Courier New" w:hAnsi="Courier New" w:cs="Courier New"/>
+        <w:rFonts w:ascii="Courier New" w:hAnsi="Courier New" w:eastAsia="Courier New" w:cs="Courier New"/>
       </w:rPr>
     </w:lvl>
     <w:lvl w:ilvl="2">
@@ -12146,7 +12269,7 @@
         <w:ind w:left="2520" w:hanging="360"/>
       </w:pPr>
       <w:rPr>
-        <w:rFonts w:ascii="Noto Sans Symbols" w:eastAsia="Noto Sans Symbols" w:hAnsi="Noto Sans Symbols" w:cs="Noto Sans Symbols"/>
+        <w:rFonts w:ascii="Noto Sans Symbols" w:hAnsi="Noto Sans Symbols" w:eastAsia="Noto Sans Symbols" w:cs="Noto Sans Symbols"/>
       </w:rPr>
     </w:lvl>
     <w:lvl w:ilvl="3">
@@ -12158,7 +12281,7 @@
         <w:ind w:left="3240" w:hanging="360"/>
       </w:pPr>
       <w:rPr>
-        <w:rFonts w:ascii="Noto Sans Symbols" w:eastAsia="Noto Sans Symbols" w:hAnsi="Noto Sans Symbols" w:cs="Noto Sans Symbols"/>
+        <w:rFonts w:ascii="Noto Sans Symbols" w:hAnsi="Noto Sans Symbols" w:eastAsia="Noto Sans Symbols" w:cs="Noto Sans Symbols"/>
       </w:rPr>
     </w:lvl>
     <w:lvl w:ilvl="4">
@@ -12170,7 +12293,7 @@
         <w:ind w:left="3960" w:hanging="360"/>
       </w:pPr>
       <w:rPr>
-        <w:rFonts w:ascii="Courier New" w:eastAsia="Courier New" w:hAnsi="Courier New" w:cs="Courier New"/>
+        <w:rFonts w:ascii="Courier New" w:hAnsi="Courier New" w:eastAsia="Courier New" w:cs="Courier New"/>
       </w:rPr>
     </w:lvl>
     <w:lvl w:ilvl="5">
@@ -12182,7 +12305,7 @@
         <w:ind w:left="4680" w:hanging="360"/>
       </w:pPr>
       <w:rPr>
-        <w:rFonts w:ascii="Noto Sans Symbols" w:eastAsia="Noto Sans Symbols" w:hAnsi="Noto Sans Symbols" w:cs="Noto Sans Symbols"/>
+        <w:rFonts w:ascii="Noto Sans Symbols" w:hAnsi="Noto Sans Symbols" w:eastAsia="Noto Sans Symbols" w:cs="Noto Sans Symbols"/>
       </w:rPr>
     </w:lvl>
     <w:lvl w:ilvl="6">
@@ -12194,7 +12317,7 @@
         <w:ind w:left="5400" w:hanging="360"/>
       </w:pPr>
       <w:rPr>
-        <w:rFonts w:ascii="Noto Sans Symbols" w:eastAsia="Noto Sans Symbols" w:hAnsi="Noto Sans Symbols" w:cs="Noto Sans Symbols"/>
+        <w:rFonts w:ascii="Noto Sans Symbols" w:hAnsi="Noto Sans Symbols" w:eastAsia="Noto Sans Symbols" w:cs="Noto Sans Symbols"/>
       </w:rPr>
     </w:lvl>
     <w:lvl w:ilvl="7">
@@ -12206,7 +12329,7 @@
         <w:ind w:left="6120" w:hanging="360"/>
       </w:pPr>
       <w:rPr>
-        <w:rFonts w:ascii="Courier New" w:eastAsia="Courier New" w:hAnsi="Courier New" w:cs="Courier New"/>
+        <w:rFonts w:ascii="Courier New" w:hAnsi="Courier New" w:eastAsia="Courier New" w:cs="Courier New"/>
       </w:rPr>
     </w:lvl>
     <w:lvl w:ilvl="8">
@@ -12218,7 +12341,7 @@
         <w:ind w:left="6840" w:hanging="360"/>
       </w:pPr>
       <w:rPr>
-        <w:rFonts w:ascii="Noto Sans Symbols" w:eastAsia="Noto Sans Symbols" w:hAnsi="Noto Sans Symbols" w:cs="Noto Sans Symbols"/>
+        <w:rFonts w:ascii="Noto Sans Symbols" w:hAnsi="Noto Sans Symbols" w:eastAsia="Noto Sans Symbols" w:cs="Noto Sans Symbols"/>
       </w:rPr>
     </w:lvl>
   </w:abstractNum>
@@ -12236,7 +12359,7 @@
   <w:docDefaults>
     <w:rPrDefault>
       <w:rPr>
-        <w:rFonts w:ascii="Arial" w:eastAsia="Arial" w:hAnsi="Arial" w:cs="Arial"/>
+        <w:rFonts w:ascii="Arial" w:hAnsi="Arial" w:eastAsia="Arial" w:cs="Arial"/>
         <w:sz w:val="22"/>
         <w:szCs w:val="22"/>
         <w:lang w:val="es-419" w:eastAsia="es-CO" w:bidi="ar-SA"/>
@@ -12251,14 +12374,14 @@
   <w:latentStyles w:defLockedState="0" w:defUIPriority="99" w:defSemiHidden="0" w:defUnhideWhenUsed="0" w:defQFormat="0" w:count="376">
     <w:lsdException w:name="Normal" w:uiPriority="0" w:qFormat="1"/>
     <w:lsdException w:name="heading 1" w:uiPriority="9" w:qFormat="1"/>
-    <w:lsdException w:name="heading 2" w:semiHidden="1" w:uiPriority="9" w:unhideWhenUsed="1" w:qFormat="1"/>
-    <w:lsdException w:name="heading 3" w:semiHidden="1" w:uiPriority="9" w:unhideWhenUsed="1" w:qFormat="1"/>
-    <w:lsdException w:name="heading 4" w:semiHidden="1" w:uiPriority="9" w:unhideWhenUsed="1" w:qFormat="1"/>
-    <w:lsdException w:name="heading 5" w:semiHidden="1" w:uiPriority="9" w:unhideWhenUsed="1" w:qFormat="1"/>
-    <w:lsdException w:name="heading 6" w:semiHidden="1" w:uiPriority="9" w:unhideWhenUsed="1" w:qFormat="1"/>
-    <w:lsdException w:name="heading 7" w:semiHidden="1" w:uiPriority="9" w:unhideWhenUsed="1" w:qFormat="1"/>
-    <w:lsdException w:name="heading 8" w:semiHidden="1" w:uiPriority="9" w:unhideWhenUsed="1" w:qFormat="1"/>
-    <w:lsdException w:name="heading 9" w:semiHidden="1" w:uiPriority="9" w:unhideWhenUsed="1" w:qFormat="1"/>
+    <w:lsdException w:name="heading 2" w:uiPriority="9" w:semiHidden="1" w:unhideWhenUsed="1" w:qFormat="1"/>
+    <w:lsdException w:name="heading 3" w:uiPriority="9" w:semiHidden="1" w:unhideWhenUsed="1" w:qFormat="1"/>
+    <w:lsdException w:name="heading 4" w:uiPriority="9" w:semiHidden="1" w:unhideWhenUsed="1" w:qFormat="1"/>
+    <w:lsdException w:name="heading 5" w:uiPriority="9" w:semiHidden="1" w:unhideWhenUsed="1" w:qFormat="1"/>
+    <w:lsdException w:name="heading 6" w:uiPriority="9" w:semiHidden="1" w:unhideWhenUsed="1" w:qFormat="1"/>
+    <w:lsdException w:name="heading 7" w:uiPriority="9" w:semiHidden="1" w:unhideWhenUsed="1" w:qFormat="1"/>
+    <w:lsdException w:name="heading 8" w:uiPriority="9" w:semiHidden="1" w:unhideWhenUsed="1" w:qFormat="1"/>
+    <w:lsdException w:name="heading 9" w:uiPriority="9" w:semiHidden="1" w:unhideWhenUsed="1" w:qFormat="1"/>
     <w:lsdException w:name="index 1" w:semiHidden="1" w:unhideWhenUsed="1"/>
     <w:lsdException w:name="index 2" w:semiHidden="1" w:unhideWhenUsed="1"/>
     <w:lsdException w:name="index 3" w:semiHidden="1" w:unhideWhenUsed="1"/>
@@ -12268,22 +12391,22 @@
     <w:lsdException w:name="index 7" w:semiHidden="1" w:unhideWhenUsed="1"/>
     <w:lsdException w:name="index 8" w:semiHidden="1" w:unhideWhenUsed="1"/>
     <w:lsdException w:name="index 9" w:semiHidden="1" w:unhideWhenUsed="1"/>
-    <w:lsdException w:name="toc 1" w:semiHidden="1" w:uiPriority="39" w:unhideWhenUsed="1"/>
-    <w:lsdException w:name="toc 2" w:semiHidden="1" w:uiPriority="39" w:unhideWhenUsed="1"/>
-    <w:lsdException w:name="toc 3" w:semiHidden="1" w:uiPriority="39" w:unhideWhenUsed="1"/>
-    <w:lsdException w:name="toc 4" w:semiHidden="1" w:uiPriority="39" w:unhideWhenUsed="1"/>
-    <w:lsdException w:name="toc 5" w:semiHidden="1" w:uiPriority="39" w:unhideWhenUsed="1"/>
-    <w:lsdException w:name="toc 6" w:semiHidden="1" w:uiPriority="39" w:unhideWhenUsed="1"/>
-    <w:lsdException w:name="toc 7" w:semiHidden="1" w:uiPriority="39" w:unhideWhenUsed="1"/>
-    <w:lsdException w:name="toc 8" w:semiHidden="1" w:uiPriority="39" w:unhideWhenUsed="1"/>
-    <w:lsdException w:name="toc 9" w:semiHidden="1" w:uiPriority="39" w:unhideWhenUsed="1"/>
+    <w:lsdException w:name="toc 1" w:uiPriority="39" w:semiHidden="1" w:unhideWhenUsed="1"/>
+    <w:lsdException w:name="toc 2" w:uiPriority="39" w:semiHidden="1" w:unhideWhenUsed="1"/>
+    <w:lsdException w:name="toc 3" w:uiPriority="39" w:semiHidden="1" w:unhideWhenUsed="1"/>
+    <w:lsdException w:name="toc 4" w:uiPriority="39" w:semiHidden="1" w:unhideWhenUsed="1"/>
+    <w:lsdException w:name="toc 5" w:uiPriority="39" w:semiHidden="1" w:unhideWhenUsed="1"/>
+    <w:lsdException w:name="toc 6" w:uiPriority="39" w:semiHidden="1" w:unhideWhenUsed="1"/>
+    <w:lsdException w:name="toc 7" w:uiPriority="39" w:semiHidden="1" w:unhideWhenUsed="1"/>
+    <w:lsdException w:name="toc 8" w:uiPriority="39" w:semiHidden="1" w:unhideWhenUsed="1"/>
+    <w:lsdException w:name="toc 9" w:uiPriority="39" w:semiHidden="1" w:unhideWhenUsed="1"/>
     <w:lsdException w:name="Normal Indent" w:semiHidden="1" w:unhideWhenUsed="1"/>
     <w:lsdException w:name="footnote text" w:semiHidden="1" w:unhideWhenUsed="1"/>
     <w:lsdException w:name="annotation text" w:semiHidden="1" w:unhideWhenUsed="1"/>
     <w:lsdException w:name="header" w:semiHidden="1" w:unhideWhenUsed="1"/>
     <w:lsdException w:name="footer" w:semiHidden="1" w:unhideWhenUsed="1"/>
     <w:lsdException w:name="index heading" w:semiHidden="1" w:unhideWhenUsed="1"/>
-    <w:lsdException w:name="caption" w:semiHidden="1" w:uiPriority="35" w:unhideWhenUsed="1" w:qFormat="1"/>
+    <w:lsdException w:name="caption" w:uiPriority="35" w:semiHidden="1" w:unhideWhenUsed="1" w:qFormat="1"/>
     <w:lsdException w:name="table of figures" w:semiHidden="1" w:unhideWhenUsed="1"/>
     <w:lsdException w:name="envelope address" w:semiHidden="1" w:unhideWhenUsed="1"/>
     <w:lsdException w:name="envelope return" w:semiHidden="1" w:unhideWhenUsed="1"/>
@@ -12314,7 +12437,7 @@
     <w:lsdException w:name="Title" w:uiPriority="10" w:qFormat="1"/>
     <w:lsdException w:name="Closing" w:semiHidden="1" w:unhideWhenUsed="1"/>
     <w:lsdException w:name="Signature" w:semiHidden="1" w:unhideWhenUsed="1"/>
-    <w:lsdException w:name="Default Paragraph Font" w:semiHidden="1" w:uiPriority="1" w:unhideWhenUsed="1"/>
+    <w:lsdException w:name="Default Paragraph Font" w:uiPriority="1" w:semiHidden="1" w:unhideWhenUsed="1"/>
     <w:lsdException w:name="Body Text" w:semiHidden="1" w:unhideWhenUsed="1"/>
     <w:lsdException w:name="Body Text Indent" w:semiHidden="1" w:unhideWhenUsed="1"/>
     <w:lsdException w:name="List Continue" w:semiHidden="1" w:unhideWhenUsed="1"/>
@@ -12514,8 +12637,8 @@
     <w:lsdException w:name="Subtle Reference" w:uiPriority="31" w:qFormat="1"/>
     <w:lsdException w:name="Intense Reference" w:uiPriority="32" w:qFormat="1"/>
     <w:lsdException w:name="Book Title" w:uiPriority="33" w:qFormat="1"/>
-    <w:lsdException w:name="Bibliography" w:semiHidden="1" w:uiPriority="37" w:unhideWhenUsed="1"/>
-    <w:lsdException w:name="TOC Heading" w:semiHidden="1" w:uiPriority="39" w:unhideWhenUsed="1" w:qFormat="1"/>
+    <w:lsdException w:name="Bibliography" w:uiPriority="37" w:semiHidden="1" w:unhideWhenUsed="1"/>
+    <w:lsdException w:name="TOC Heading" w:uiPriority="39" w:semiHidden="1" w:unhideWhenUsed="1" w:qFormat="1"/>
     <w:lsdException w:name="Plain Table 1" w:uiPriority="41"/>
     <w:lsdException w:name="Plain Table 2" w:uiPriority="42"/>
     <w:lsdException w:name="Plain Table 3" w:uiPriority="43"/>
@@ -12626,7 +12749,7 @@
     <w:lsdException w:name="Unresolved Mention" w:semiHidden="1" w:unhideWhenUsed="1"/>
     <w:lsdException w:name="Smart Link" w:semiHidden="1" w:unhideWhenUsed="1"/>
   </w:latentStyles>
-  <w:style w:type="paragraph" w:default="1" w:styleId="Normal">
+  <w:style w:type="paragraph" w:styleId="Normal" w:default="1">
     <w:name w:val="Normal"/>
     <w:qFormat/>
   </w:style>
@@ -12743,13 +12866,13 @@
       <w:color w:val="666666"/>
     </w:rPr>
   </w:style>
-  <w:style w:type="character" w:default="1" w:styleId="Fuentedeprrafopredeter">
+  <w:style w:type="character" w:styleId="Fuentedeprrafopredeter" w:default="1">
     <w:name w:val="Default Paragraph Font"/>
     <w:uiPriority w:val="1"/>
     <w:semiHidden/>
     <w:unhideWhenUsed/>
   </w:style>
-  <w:style w:type="table" w:default="1" w:styleId="Tablanormal">
+  <w:style w:type="table" w:styleId="Tablanormal" w:default="1">
     <w:name w:val="Normal Table"/>
     <w:uiPriority w:val="99"/>
     <w:semiHidden/>
@@ -12764,13 +12887,13 @@
       </w:tblCellMar>
     </w:tblPr>
   </w:style>
-  <w:style w:type="numbering" w:default="1" w:styleId="Sinlista">
+  <w:style w:type="numbering" w:styleId="Sinlista" w:default="1">
     <w:name w:val="No List"/>
     <w:uiPriority w:val="99"/>
     <w:semiHidden/>
     <w:unhideWhenUsed/>
   </w:style>
-  <w:style w:type="table" w:customStyle="1" w:styleId="TableNormal">
+  <w:style w:type="table" w:styleId="TableNormal" w:customStyle="1">
     <w:name w:val="Table Normal"/>
     <w:tblPr>
       <w:tblCellMar>
@@ -12814,7 +12937,7 @@
       <w:szCs w:val="30"/>
     </w:rPr>
   </w:style>
-  <w:style w:type="table" w:customStyle="1" w:styleId="a">
+  <w:style w:type="table" w:styleId="a" w:customStyle="1">
     <w:basedOn w:val="TableNormal"/>
     <w:pPr>
       <w:spacing w:line="240" w:lineRule="auto"/>
@@ -12837,7 +12960,7 @@
       <w:tblPr/>
       <w:tcPr>
         <w:tcBorders>
-          <w:bottom w:val="single" w:sz="12" w:space="0" w:color="F4B083"/>
+          <w:bottom w:val="single" w:color="F4B083" w:sz="12" w:space="0"/>
         </w:tcBorders>
       </w:tcPr>
     </w:tblStylePr>
@@ -12848,7 +12971,7 @@
       <w:tblPr/>
       <w:tcPr>
         <w:tcBorders>
-          <w:top w:val="single" w:sz="4" w:space="0" w:color="F4B083"/>
+          <w:top w:val="single" w:color="F4B083" w:sz="4" w:space="0"/>
         </w:tcBorders>
       </w:tcPr>
     </w:tblStylePr>
@@ -12875,7 +12998,7 @@
       </w:tcPr>
     </w:tblStylePr>
   </w:style>
-  <w:style w:type="table" w:customStyle="1" w:styleId="a0">
+  <w:style w:type="table" w:styleId="a0" w:customStyle="1">
     <w:basedOn w:val="TableNormal"/>
     <w:tblPr>
       <w:tblStyleRowBandSize w:val="1"/>
@@ -12905,7 +13028,7 @@
       <w:szCs w:val="18"/>
     </w:rPr>
   </w:style>
-  <w:style w:type="character" w:customStyle="1" w:styleId="TextodegloboCar">
+  <w:style w:type="character" w:styleId="TextodegloboCar" w:customStyle="1">
     <w:name w:val="Texto de globo Car"/>
     <w:basedOn w:val="Fuentedeprrafopredeter"/>
     <w:link w:val="Textodeglobo"/>
@@ -12933,7 +13056,7 @@
       <w:spacing w:line="240" w:lineRule="auto"/>
     </w:pPr>
   </w:style>
-  <w:style w:type="character" w:customStyle="1" w:styleId="EncabezadoCar">
+  <w:style w:type="character" w:styleId="EncabezadoCar" w:customStyle="1">
     <w:name w:val="Encabezado Car"/>
     <w:basedOn w:val="Fuentedeprrafopredeter"/>
     <w:link w:val="Encabezado"/>
@@ -12955,7 +13078,7 @@
       <w:spacing w:line="240" w:lineRule="auto"/>
     </w:pPr>
   </w:style>
-  <w:style w:type="character" w:customStyle="1" w:styleId="PiedepginaCar">
+  <w:style w:type="character" w:styleId="PiedepginaCar" w:customStyle="1">
     <w:name w:val="Pie de página Car"/>
     <w:basedOn w:val="Fuentedeprrafopredeter"/>
     <w:link w:val="Piedepgina"/>
